--- a/RDP_Plus_cpp/RDP_Plus_Documentation.docx
+++ b/RDP_Plus_cpp/RDP_Plus_Documentation.docx
@@ -1,6 +1,6 @@
 
 <file path=word/document.xml><?xml version="1.0" encoding="utf-8"?>
-<w:document xmlns:wpc="http://schemas.microsoft.com/office/word/2010/wordprocessingCanvas" xmlns:mc="http://schemas.openxmlformats.org/markup-compatibility/2006" xmlns:o="urn:schemas-microsoft-com:office:office" xmlns:r="http://schemas.openxmlformats.org/officeDocument/2006/relationships" xmlns:m="http://schemas.openxmlformats.org/officeDocument/2006/math" xmlns:v="urn:schemas-microsoft-com:vml" xmlns:wp14="http://schemas.microsoft.com/office/word/2010/wordprocessingDrawing" xmlns:wp="http://schemas.openxmlformats.org/drawingml/2006/wordprocessingDrawing" xmlns:w10="urn:schemas-microsoft-com:office:word" xmlns:w="http://schemas.openxmlformats.org/wordprocessingml/2006/main" xmlns:w14="http://schemas.microsoft.com/office/word/2010/wordml" xmlns:w15="http://schemas.microsoft.com/office/word/2012/wordml" xmlns:wpg="http://schemas.microsoft.com/office/word/2010/wordprocessingGroup" xmlns:wpi="http://schemas.microsoft.com/office/word/2010/wordprocessingInk" xmlns:wne="http://schemas.microsoft.com/office/word/2006/wordml" xmlns:wps="http://schemas.microsoft.com/office/word/2010/wordprocessingShape" xmlns:cx="http://schemas.microsoft.com/office/drawing/2014/chartex" xmlns:cx1="http://schemas.microsoft.com/office/drawing/2015/9/8/chartex" xmlns:cx2="http://schemas.microsoft.com/office/drawing/2015/10/21/chartex" xmlns:cx3="http://schemas.microsoft.com/office/drawing/2016/5/9/chartex" xmlns:cx4="http://schemas.microsoft.com/office/drawing/2016/5/10/chartex" xmlns:cx5="http://schemas.microsoft.com/office/drawing/2016/5/11/chartex" xmlns:cx6="http://schemas.microsoft.com/office/drawing/2016/5/12/chartex" xmlns:cx7="http://schemas.microsoft.com/office/drawing/2016/5/13/chartex" xmlns:cx8="http://schemas.microsoft.com/office/drawing/2016/5/14/chartex" xmlns:aink="http://schemas.microsoft.com/office/drawing/2016/ink" xmlns:am3d="http://schemas.microsoft.com/office/drawing/2017/model3d" xmlns:w16cex="http://schemas.microsoft.com/office/word/2018/wordml/cex" xmlns:w16cid="http://schemas.microsoft.com/office/word/2016/wordml/cid" xmlns:w16="http://schemas.microsoft.com/office/word/2018/wordml" xmlns:w16sdtdh="http://schemas.microsoft.com/office/word/2020/wordml/sdtdatahash" xmlns:w16se="http://schemas.microsoft.com/office/word/2015/wordml/symex" mc:Ignorable="w14 w15 wp14">
+<w:document xmlns:wpc="http://schemas.microsoft.com/office/word/2010/wordprocessingCanvas" xmlns:cx="http://schemas.microsoft.com/office/drawing/2014/chartex" xmlns:cx1="http://schemas.microsoft.com/office/drawing/2015/9/8/chartex" xmlns:cx2="http://schemas.microsoft.com/office/drawing/2015/10/21/chartex" xmlns:cx3="http://schemas.microsoft.com/office/drawing/2016/5/9/chartex" xmlns:cx4="http://schemas.microsoft.com/office/drawing/2016/5/10/chartex" xmlns:cx5="http://schemas.microsoft.com/office/drawing/2016/5/11/chartex" xmlns:cx6="http://schemas.microsoft.com/office/drawing/2016/5/12/chartex" xmlns:cx7="http://schemas.microsoft.com/office/drawing/2016/5/13/chartex" xmlns:cx8="http://schemas.microsoft.com/office/drawing/2016/5/14/chartex" xmlns:mc="http://schemas.openxmlformats.org/markup-compatibility/2006" xmlns:aink="http://schemas.microsoft.com/office/drawing/2016/ink" xmlns:am3d="http://schemas.microsoft.com/office/drawing/2017/model3d" xmlns:o="urn:schemas-microsoft-com:office:office" xmlns:oel="http://schemas.microsoft.com/office/2019/extlst" xmlns:r="http://schemas.openxmlformats.org/officeDocument/2006/relationships" xmlns:m="http://schemas.openxmlformats.org/officeDocument/2006/math" xmlns:v="urn:schemas-microsoft-com:vml" xmlns:wp14="http://schemas.microsoft.com/office/word/2010/wordprocessingDrawing" xmlns:wp="http://schemas.openxmlformats.org/drawingml/2006/wordprocessingDrawing" xmlns:w10="urn:schemas-microsoft-com:office:word" xmlns:w="http://schemas.openxmlformats.org/wordprocessingml/2006/main" xmlns:w14="http://schemas.microsoft.com/office/word/2010/wordml" xmlns:w15="http://schemas.microsoft.com/office/word/2012/wordml" xmlns:w16cex="http://schemas.microsoft.com/office/word/2018/wordml/cex" xmlns:w16cid="http://schemas.microsoft.com/office/word/2016/wordml/cid" xmlns:w16="http://schemas.microsoft.com/office/word/2018/wordml" xmlns:w16du="http://schemas.microsoft.com/office/word/2023/wordml/word16du" xmlns:w16sdtdh="http://schemas.microsoft.com/office/word/2020/wordml/sdtdatahash" xmlns:w16sdtfl="http://schemas.microsoft.com/office/word/2024/wordml/sdtformatlock" xmlns:w16se="http://schemas.microsoft.com/office/word/2015/wordml/symex" xmlns:wpg="http://schemas.microsoft.com/office/word/2010/wordprocessingGroup" xmlns:wpi="http://schemas.microsoft.com/office/word/2010/wordprocessingInk" xmlns:wne="http://schemas.microsoft.com/office/word/2006/wordml" xmlns:wps="http://schemas.microsoft.com/office/word/2010/wordprocessingShape" mc:Ignorable="w14 w15 w16se w16cid w16 w16cex w16sdtdh w16sdtfl w16du wp14">
   <w:body>
     <w:p>
       <w:pPr>
@@ -8,7 +8,7 @@
         <w:spacing w:after="200"/>
       </w:pPr>
       <w:r>
-        <w:t xml:space="preserve">RDP+</w:t>
+        <w:t>RDP+</w:t>
       </w:r>
     </w:p>
     <w:p>
@@ -16,7 +16,7 @@
         <w:spacing w:after="160"/>
       </w:pPr>
       <w:r>
-        <w:t xml:space="preserve">A lightweight Win32 desktop utility for launching remote sessions (RDP, SSH, VNC, HTTP/HTTPS, or any other command-line tool) against a list of hosts, without touching Windows' built-in Remote Desktop Connection manager. The host list and the launch behavior for each connection “type” are both driven by JSON config files sitting next to the executable, so the tool can be extended to new protocols without recompiling.</w:t>
+        <w:t>A lightweight Win32 desktop utility for launching remote sessions (RDP, SSH, VNC, HTTP/HTTPS, or any other command-line tool) against a list of hosts, without touching Windows' built-in Remote Desktop Connection manager. The host list and the launch behavior for each connection “type” are both driven by JSON config files sitting next to the executable, so the tool can be extended to new protocols without recompiling.</w:t>
       </w:r>
     </w:p>
     <w:p>
@@ -36,7 +36,10 @@
         <w:t xml:space="preserve">Version: </w:t>
       </w:r>
       <w:r>
-        <w:t xml:space="preserve">v1.6.0</w:t>
+        <w:t>v1.6.</w:t>
+      </w:r>
+      <w:r>
+        <w:t>1</w:t>
       </w:r>
     </w:p>
     <w:p>
@@ -56,7 +59,7 @@
         <w:t xml:space="preserve">Author: </w:t>
       </w:r>
       <w:r>
-        <w:t xml:space="preserve">Glenn Madine</w:t>
+        <w:t>Glenn Madine</w:t>
       </w:r>
     </w:p>
     <w:p>
@@ -76,16 +79,16 @@
         <w:t xml:space="preserve">Platform: </w:t>
       </w:r>
       <w:r>
-        <w:t xml:space="preserve">Windows (Win32 API, no .NET/MFC dependency)</w:t>
+        <w:t>Windows (Win32 API, no .NET/MFC dependency)</w:t>
       </w:r>
     </w:p>
     <w:p>
       <w:pPr>
         <w:pStyle w:val="Heading1"/>
-        <w:spacing w:after="120" w:before="240"/>
-      </w:pPr>
-      <w:r>
-        <w:t xml:space="preserve">Features</w:t>
+        <w:spacing w:before="240" w:after="120"/>
+      </w:pPr>
+      <w:r>
+        <w:t>Features</w:t>
       </w:r>
     </w:p>
     <w:p>
@@ -98,7 +101,7 @@
         <w:spacing w:after="80"/>
       </w:pPr>
       <w:r>
-        <w:t xml:space="preserve">Sortable list view of hosts, grouped by Host, Type, and Description — click a column header to sort, click again to reverse the order.</w:t>
+        <w:t>Sortable list view of hosts, grouped by Host, Type, and Description — click a column header to sort, click again to reverse the order.</w:t>
       </w:r>
     </w:p>
     <w:p>
@@ -111,7 +114,7 @@
         <w:spacing w:after="80"/>
       </w:pPr>
       <w:r>
-        <w:t xml:space="preserve">Double-click (or press Enter on) a host to launch its session using whatever command is registered for that host's type in actionDefinitions.json.</w:t>
+        <w:t>Double-click (or press Enter on) a host to launch its session using whatever command is registered for that host's type in actionDefinitions.json.</w:t>
       </w:r>
     </w:p>
     <w:p>
@@ -128,7 +131,7 @@
           <w:b/>
           <w:bCs/>
         </w:rPr>
-        <w:t xml:space="preserve">Launch RDP connection for host not in this list</w:t>
+        <w:t>Launch RDP connection for host not in this list</w:t>
       </w:r>
       <w:r>
         <w:t xml:space="preserve"> button — a quick escape hatch that opens mstsc.exe directly for one-off connections that aren't worth adding to the config.</w:t>
@@ -148,7 +151,7 @@
           <w:b/>
           <w:bCs/>
         </w:rPr>
-        <w:t xml:space="preserve">Edit connections.json / Edit actionDefinitions.json</w:t>
+        <w:t>Edit connections.json / Edit actionDefinitions.json</w:t>
       </w:r>
       <w:r>
         <w:t xml:space="preserve"> buttons — open either config file directly in Notepad from within the app. The list is automatically reloaded from disk as soon as the main window regains focus, so saved changes show up immediately without restarting RDP+.</w:t>
@@ -164,7 +167,7 @@
         <w:spacing w:after="80"/>
       </w:pPr>
       <w:r>
-        <w:t xml:space="preserve">Handles http://, https://, ftp://, file://, mailto:, and tel: prefixes as URLs (opened via ShellExecute) and treats everything else as a local command plus arguments (e.g. launching mstsc.exe or an SSH client with the host appended).</w:t>
+        <w:t>Handles http://, https://, ftp://, file://, mailto:, and tel: prefixes as URLs (opened via ShellExecute) and treats everything else as a local command plus arguments (e.g. launching mstsc.exe or an SSH client with the host appended).</w:t>
       </w:r>
     </w:p>
     <w:p>
@@ -177,16 +180,16 @@
         <w:spacing w:after="80"/>
       </w:pPr>
       <w:r>
-        <w:t xml:space="preserve">All JSON is read/written as UTF-8 and converted to/from UTF-16 internally, so non-ASCII hostnames and descriptions are supported.</w:t>
+        <w:t>All JSON is read/written as UTF-8 and converted to/from UTF-16 internally, so non-ASCII hostnames and descriptions are supported.</w:t>
       </w:r>
     </w:p>
     <w:p>
       <w:pPr>
         <w:pStyle w:val="Heading1"/>
-        <w:spacing w:after="120" w:before="240"/>
-      </w:pPr>
-      <w:r>
-        <w:t xml:space="preserve">Requirements</w:t>
+        <w:spacing w:before="240" w:after="120"/>
+      </w:pPr>
+      <w:r>
+        <w:t>Requirements</w:t>
       </w:r>
     </w:p>
     <w:p>
@@ -199,7 +202,7 @@
         <w:spacing w:after="80"/>
       </w:pPr>
       <w:r>
-        <w:t xml:space="preserve">Windows with the Windows SDK (Common Controls v6 / comctl32.lib)</w:t>
+        <w:t>Windows with the Windows SDK (Common Controls v6 / comctl32.lib)</w:t>
       </w:r>
     </w:p>
     <w:p>
@@ -212,7 +215,7 @@
         <w:spacing w:after="80"/>
       </w:pPr>
       <w:r>
-        <w:t xml:space="preserve">Microsoft Visual C++ (built and tested with MSVC 19.51)</w:t>
+        <w:t>Microsoft Visual C++ (built and tested with MSVC 19.51)</w:t>
       </w:r>
     </w:p>
     <w:p>
@@ -225,7 +228,7 @@
         <w:spacing w:after="80"/>
       </w:pPr>
       <w:r>
-        <w:t xml:space="preserve">nlohmann/json — single-header library, included in this project as json.hpp</w:t>
+        <w:t>nlohmann/json — single-header library, included in this project as json.hpp</w:t>
       </w:r>
     </w:p>
     <w:p>
@@ -238,16 +241,16 @@
         <w:spacing w:after="80"/>
       </w:pPr>
       <w:r>
-        <w:t xml:space="preserve">A resource.h / .rc resource file providing the application icon (IDI_ICON1)</w:t>
+        <w:t>A resource.h / .rc resource file providing the application icon (IDI_ICON1)</w:t>
       </w:r>
     </w:p>
     <w:p>
       <w:pPr>
         <w:pStyle w:val="Heading1"/>
-        <w:spacing w:after="120" w:before="240"/>
-      </w:pPr>
-      <w:r>
-        <w:t xml:space="preserve">Building</w:t>
+        <w:spacing w:before="240" w:after="120"/>
+      </w:pPr>
+      <w:r>
+        <w:t>Building</w:t>
       </w:r>
     </w:p>
     <w:p>
@@ -255,33 +258,33 @@
         <w:spacing w:after="160"/>
       </w:pPr>
       <w:r>
-        <w:t xml:space="preserve">RDP+ is a single translation unit with no build system beyond the compiler. From a Visual Studio “Developer Command Prompt”:</w:t>
-      </w:r>
-    </w:p>
-    <w:p>
-      <w:pPr>
-        <w:shd w:fill="F2F2F2" w:color="auto" w:val="clear"/>
-        <w:spacing w:after="0" w:line="260"/>
-        <w:ind w:left="200" w:right="200"/>
-      </w:pPr>
-      <w:r>
-        <w:rPr>
-          <w:rFonts w:ascii="Consolas" w:cs="Consolas" w:eastAsia="Consolas" w:hAnsi="Consolas"/>
-          <w:sz w:val="18"/>
-          <w:szCs w:val="18"/>
-        </w:rPr>
-        <w:t xml:space="preserve">CL /EHsc /W3 /O2 /GL /DUNICODE /D_UNICODE /DNDEBUG /std:c++17 ^</w:t>
-      </w:r>
-    </w:p>
-    <w:p>
-      <w:pPr>
-        <w:shd w:fill="F2F2F2" w:color="auto" w:val="clear"/>
-        <w:spacing w:after="0" w:line="260"/>
-        <w:ind w:left="200" w:right="200"/>
-      </w:pPr>
-      <w:r>
-        <w:rPr>
-          <w:rFonts w:ascii="Consolas" w:cs="Consolas" w:eastAsia="Consolas" w:hAnsi="Consolas"/>
+        <w:t>RDP+ is a single translation unit with no build system beyond the compiler. From a Visual Studio “Developer Command Prompt”:</w:t>
+      </w:r>
+    </w:p>
+    <w:p>
+      <w:pPr>
+        <w:shd w:val="clear" w:color="auto" w:fill="F2F2F2"/>
+        <w:spacing w:line="260" w:lineRule="auto"/>
+        <w:ind w:left="200" w:right="200"/>
+      </w:pPr>
+      <w:r>
+        <w:rPr>
+          <w:rFonts w:ascii="Consolas" w:eastAsia="Consolas" w:hAnsi="Consolas" w:cs="Consolas"/>
+          <w:sz w:val="18"/>
+          <w:szCs w:val="18"/>
+        </w:rPr>
+        <w:t>CL /EHsc /W3 /O2 /GL /DUNICODE /D_UNICODE /DNDEBUG /std:c++17 ^</w:t>
+      </w:r>
+    </w:p>
+    <w:p>
+      <w:pPr>
+        <w:shd w:val="clear" w:color="auto" w:fill="F2F2F2"/>
+        <w:spacing w:line="260" w:lineRule="auto"/>
+        <w:ind w:left="200" w:right="200"/>
+      </w:pPr>
+      <w:r>
+        <w:rPr>
+          <w:rFonts w:ascii="Consolas" w:eastAsia="Consolas" w:hAnsi="Consolas" w:cs="Consolas"/>
           <w:sz w:val="18"/>
           <w:szCs w:val="18"/>
         </w:rPr>
@@ -290,13 +293,13 @@
     </w:p>
     <w:p>
       <w:pPr>
-        <w:shd w:fill="F2F2F2" w:color="auto" w:val="clear"/>
-        <w:spacing w:after="0" w:line="260"/>
-        <w:ind w:left="200" w:right="200"/>
-      </w:pPr>
-      <w:r>
-        <w:rPr>
-          <w:rFonts w:ascii="Consolas" w:cs="Consolas" w:eastAsia="Consolas" w:hAnsi="Consolas"/>
+        <w:shd w:val="clear" w:color="auto" w:fill="F2F2F2"/>
+        <w:spacing w:line="260" w:lineRule="auto"/>
+        <w:ind w:left="200" w:right="200"/>
+      </w:pPr>
+      <w:r>
+        <w:rPr>
+          <w:rFonts w:ascii="Consolas" w:eastAsia="Consolas" w:hAnsi="Consolas" w:cs="Consolas"/>
           <w:sz w:val="18"/>
           <w:szCs w:val="18"/>
         </w:rPr>
@@ -307,25 +310,22 @@
       <w:pPr>
         <w:spacing w:after="160"/>
       </w:pPr>
-      <w:r>
-        <w:t xml:space="preserve"/>
-      </w:r>
     </w:p>
     <w:p>
       <w:pPr>
         <w:spacing w:after="160"/>
       </w:pPr>
       <w:r>
-        <w:t xml:space="preserve">This produces RDP_Plus.exe. Place it in a folder alongside json.hpp, connections.json, and actionDefinitions.json (see below) — RDP+ always looks for its config files in the same directory as the running executable.</w:t>
+        <w:t>This produces RDP_Plus.exe. Place it in a folder alongside json.hpp, connections.json, and actionDefinitions.json (see below) — RDP+ always looks for its config files in the same directory as the running executable.</w:t>
       </w:r>
     </w:p>
     <w:p>
       <w:pPr>
         <w:pStyle w:val="Heading1"/>
-        <w:spacing w:after="120" w:before="240"/>
-      </w:pPr>
-      <w:r>
-        <w:t xml:space="preserve">Configuration files</w:t>
+        <w:spacing w:before="240" w:after="120"/>
+      </w:pPr>
+      <w:r>
+        <w:t>Configuration files</w:t>
       </w:r>
     </w:p>
     <w:p>
@@ -333,16 +333,17 @@
         <w:spacing w:after="160"/>
       </w:pPr>
       <w:r>
-        <w:t xml:space="preserve">Both files live next to RDP_Plus.exe. Neither one has to exist ahead of time — if you click Edit connections.json or Edit actionDefinitions.json and the file is missing, RDP+ creates an empty [] for you before opening it in Notepad.</w:t>
+        <w:lastRenderedPageBreak/>
+        <w:t>Both files live next to RDP_Plus.exe. Neither one has to exist ahead of time — if you click Edit connections.json or Edit actionDefinitions.json and the file is missing, RDP+ creates an empty [] for you before opening it in Notepad.</w:t>
       </w:r>
     </w:p>
     <w:p>
       <w:pPr>
         <w:pStyle w:val="Heading2"/>
-        <w:spacing w:after="120" w:before="240"/>
-      </w:pPr>
-      <w:r>
-        <w:t xml:space="preserve">connections.json — the host list</w:t>
+        <w:spacing w:before="240" w:after="120"/>
+      </w:pPr>
+      <w:r>
+        <w:t>connections.json — the host list</w:t>
       </w:r>
     </w:p>
     <w:p>
@@ -350,33 +351,33 @@
         <w:spacing w:after="160"/>
       </w:pPr>
       <w:r>
-        <w:t xml:space="preserve">Accepts either a flat JSON array of device objects:</w:t>
-      </w:r>
-    </w:p>
-    <w:p>
-      <w:pPr>
-        <w:shd w:fill="F2F2F2" w:color="auto" w:val="clear"/>
-        <w:spacing w:after="0" w:line="260"/>
-        <w:ind w:left="200" w:right="200"/>
-      </w:pPr>
-      <w:r>
-        <w:rPr>
-          <w:rFonts w:ascii="Consolas" w:cs="Consolas" w:eastAsia="Consolas" w:hAnsi="Consolas"/>
-          <w:sz w:val="18"/>
-          <w:szCs w:val="18"/>
-        </w:rPr>
-        <w:t xml:space="preserve">[</w:t>
-      </w:r>
-    </w:p>
-    <w:p>
-      <w:pPr>
-        <w:shd w:fill="F2F2F2" w:color="auto" w:val="clear"/>
-        <w:spacing w:after="0" w:line="260"/>
-        <w:ind w:left="200" w:right="200"/>
-      </w:pPr>
-      <w:r>
-        <w:rPr>
-          <w:rFonts w:ascii="Consolas" w:cs="Consolas" w:eastAsia="Consolas" w:hAnsi="Consolas"/>
+        <w:t>Accepts either a flat JSON array of device objects:</w:t>
+      </w:r>
+    </w:p>
+    <w:p>
+      <w:pPr>
+        <w:shd w:val="clear" w:color="auto" w:fill="F2F2F2"/>
+        <w:spacing w:line="260" w:lineRule="auto"/>
+        <w:ind w:left="200" w:right="200"/>
+      </w:pPr>
+      <w:r>
+        <w:rPr>
+          <w:rFonts w:ascii="Consolas" w:eastAsia="Consolas" w:hAnsi="Consolas" w:cs="Consolas"/>
+          <w:sz w:val="18"/>
+          <w:szCs w:val="18"/>
+        </w:rPr>
+        <w:t>[</w:t>
+      </w:r>
+    </w:p>
+    <w:p>
+      <w:pPr>
+        <w:shd w:val="clear" w:color="auto" w:fill="F2F2F2"/>
+        <w:spacing w:line="260" w:lineRule="auto"/>
+        <w:ind w:left="200" w:right="200"/>
+      </w:pPr>
+      <w:r>
+        <w:rPr>
+          <w:rFonts w:ascii="Consolas" w:eastAsia="Consolas" w:hAnsi="Consolas" w:cs="Consolas"/>
           <w:sz w:val="18"/>
           <w:szCs w:val="18"/>
         </w:rPr>
@@ -385,13 +386,13 @@
     </w:p>
     <w:p>
       <w:pPr>
-        <w:shd w:fill="F2F2F2" w:color="auto" w:val="clear"/>
-        <w:spacing w:after="0" w:line="260"/>
-        <w:ind w:left="200" w:right="200"/>
-      </w:pPr>
-      <w:r>
-        <w:rPr>
-          <w:rFonts w:ascii="Consolas" w:cs="Consolas" w:eastAsia="Consolas" w:hAnsi="Consolas"/>
+        <w:shd w:val="clear" w:color="auto" w:fill="F2F2F2"/>
+        <w:spacing w:line="260" w:lineRule="auto"/>
+        <w:ind w:left="200" w:right="200"/>
+      </w:pPr>
+      <w:r>
+        <w:rPr>
+          <w:rFonts w:ascii="Consolas" w:eastAsia="Consolas" w:hAnsi="Consolas" w:cs="Consolas"/>
           <w:sz w:val="18"/>
           <w:szCs w:val="18"/>
         </w:rPr>
@@ -400,13 +401,13 @@
     </w:p>
     <w:p>
       <w:pPr>
-        <w:shd w:fill="F2F2F2" w:color="auto" w:val="clear"/>
-        <w:spacing w:after="0" w:line="260"/>
-        <w:ind w:left="200" w:right="200"/>
-      </w:pPr>
-      <w:r>
-        <w:rPr>
-          <w:rFonts w:ascii="Consolas" w:cs="Consolas" w:eastAsia="Consolas" w:hAnsi="Consolas"/>
+        <w:shd w:val="clear" w:color="auto" w:fill="F2F2F2"/>
+        <w:spacing w:line="260" w:lineRule="auto"/>
+        <w:ind w:left="200" w:right="200"/>
+      </w:pPr>
+      <w:r>
+        <w:rPr>
+          <w:rFonts w:ascii="Consolas" w:eastAsia="Consolas" w:hAnsi="Consolas" w:cs="Consolas"/>
           <w:sz w:val="18"/>
           <w:szCs w:val="18"/>
         </w:rPr>
@@ -415,59 +416,56 @@
     </w:p>
     <w:p>
       <w:pPr>
-        <w:shd w:fill="F2F2F2" w:color="auto" w:val="clear"/>
-        <w:spacing w:after="0" w:line="260"/>
-        <w:ind w:left="200" w:right="200"/>
-      </w:pPr>
-      <w:r>
-        <w:rPr>
-          <w:rFonts w:ascii="Consolas" w:cs="Consolas" w:eastAsia="Consolas" w:hAnsi="Consolas"/>
-          <w:sz w:val="18"/>
-          <w:szCs w:val="18"/>
-        </w:rPr>
-        <w:t xml:space="preserve">]</w:t>
+        <w:shd w:val="clear" w:color="auto" w:fill="F2F2F2"/>
+        <w:spacing w:line="260" w:lineRule="auto"/>
+        <w:ind w:left="200" w:right="200"/>
+      </w:pPr>
+      <w:r>
+        <w:rPr>
+          <w:rFonts w:ascii="Consolas" w:eastAsia="Consolas" w:hAnsi="Consolas" w:cs="Consolas"/>
+          <w:sz w:val="18"/>
+          <w:szCs w:val="18"/>
+        </w:rPr>
+        <w:t>]</w:t>
       </w:r>
     </w:p>
     <w:p>
       <w:pPr>
         <w:spacing w:after="160"/>
       </w:pPr>
-      <w:r>
-        <w:t xml:space="preserve"/>
-      </w:r>
     </w:p>
     <w:p>
       <w:pPr>
         <w:spacing w:after="160"/>
       </w:pPr>
       <w:r>
-        <w:t xml:space="preserve">...or an object whose values are groups (arrays or single objects) of the same device shape — useful for organizing hosts by site, role, etc. RDP+ flattens either shape into one list before display:</w:t>
-      </w:r>
-    </w:p>
-    <w:p>
-      <w:pPr>
-        <w:shd w:fill="F2F2F2" w:color="auto" w:val="clear"/>
-        <w:spacing w:after="0" w:line="260"/>
-        <w:ind w:left="200" w:right="200"/>
-      </w:pPr>
-      <w:r>
-        <w:rPr>
-          <w:rFonts w:ascii="Consolas" w:cs="Consolas" w:eastAsia="Consolas" w:hAnsi="Consolas"/>
-          <w:sz w:val="18"/>
-          <w:szCs w:val="18"/>
-        </w:rPr>
-        <w:t xml:space="preserve">{</w:t>
-      </w:r>
-    </w:p>
-    <w:p>
-      <w:pPr>
-        <w:shd w:fill="F2F2F2" w:color="auto" w:val="clear"/>
-        <w:spacing w:after="0" w:line="260"/>
-        <w:ind w:left="200" w:right="200"/>
-      </w:pPr>
-      <w:r>
-        <w:rPr>
-          <w:rFonts w:ascii="Consolas" w:cs="Consolas" w:eastAsia="Consolas" w:hAnsi="Consolas"/>
+        <w:t>...or an object whose values are groups (arrays or single objects) of the same device shape — useful for organizing hosts by site, role, etc. RDP+ flattens either shape into one list before display:</w:t>
+      </w:r>
+    </w:p>
+    <w:p>
+      <w:pPr>
+        <w:shd w:val="clear" w:color="auto" w:fill="F2F2F2"/>
+        <w:spacing w:line="260" w:lineRule="auto"/>
+        <w:ind w:left="200" w:right="200"/>
+      </w:pPr>
+      <w:r>
+        <w:rPr>
+          <w:rFonts w:ascii="Consolas" w:eastAsia="Consolas" w:hAnsi="Consolas" w:cs="Consolas"/>
+          <w:sz w:val="18"/>
+          <w:szCs w:val="18"/>
+        </w:rPr>
+        <w:t>{</w:t>
+      </w:r>
+    </w:p>
+    <w:p>
+      <w:pPr>
+        <w:shd w:val="clear" w:color="auto" w:fill="F2F2F2"/>
+        <w:spacing w:line="260" w:lineRule="auto"/>
+        <w:ind w:left="200" w:right="200"/>
+      </w:pPr>
+      <w:r>
+        <w:rPr>
+          <w:rFonts w:ascii="Consolas" w:eastAsia="Consolas" w:hAnsi="Consolas" w:cs="Consolas"/>
           <w:sz w:val="18"/>
           <w:szCs w:val="18"/>
         </w:rPr>
@@ -476,13 +474,13 @@
     </w:p>
     <w:p>
       <w:pPr>
-        <w:shd w:fill="F2F2F2" w:color="auto" w:val="clear"/>
-        <w:spacing w:after="0" w:line="260"/>
-        <w:ind w:left="200" w:right="200"/>
-      </w:pPr>
-      <w:r>
-        <w:rPr>
-          <w:rFonts w:ascii="Consolas" w:cs="Consolas" w:eastAsia="Consolas" w:hAnsi="Consolas"/>
+        <w:shd w:val="clear" w:color="auto" w:fill="F2F2F2"/>
+        <w:spacing w:line="260" w:lineRule="auto"/>
+        <w:ind w:left="200" w:right="200"/>
+      </w:pPr>
+      <w:r>
+        <w:rPr>
+          <w:rFonts w:ascii="Consolas" w:eastAsia="Consolas" w:hAnsi="Consolas" w:cs="Consolas"/>
           <w:sz w:val="18"/>
           <w:szCs w:val="18"/>
         </w:rPr>
@@ -491,13 +489,13 @@
     </w:p>
     <w:p>
       <w:pPr>
-        <w:shd w:fill="F2F2F2" w:color="auto" w:val="clear"/>
-        <w:spacing w:after="0" w:line="260"/>
-        <w:ind w:left="200" w:right="200"/>
-      </w:pPr>
-      <w:r>
-        <w:rPr>
-          <w:rFonts w:ascii="Consolas" w:cs="Consolas" w:eastAsia="Consolas" w:hAnsi="Consolas"/>
+        <w:shd w:val="clear" w:color="auto" w:fill="F2F2F2"/>
+        <w:spacing w:line="260" w:lineRule="auto"/>
+        <w:ind w:left="200" w:right="200"/>
+      </w:pPr>
+      <w:r>
+        <w:rPr>
+          <w:rFonts w:ascii="Consolas" w:eastAsia="Consolas" w:hAnsi="Consolas" w:cs="Consolas"/>
           <w:sz w:val="18"/>
           <w:szCs w:val="18"/>
         </w:rPr>
@@ -506,13 +504,13 @@
     </w:p>
     <w:p>
       <w:pPr>
-        <w:shd w:fill="F2F2F2" w:color="auto" w:val="clear"/>
-        <w:spacing w:after="0" w:line="260"/>
-        <w:ind w:left="200" w:right="200"/>
-      </w:pPr>
-      <w:r>
-        <w:rPr>
-          <w:rFonts w:ascii="Consolas" w:cs="Consolas" w:eastAsia="Consolas" w:hAnsi="Consolas"/>
+        <w:shd w:val="clear" w:color="auto" w:fill="F2F2F2"/>
+        <w:spacing w:line="260" w:lineRule="auto"/>
+        <w:ind w:left="200" w:right="200"/>
+      </w:pPr>
+      <w:r>
+        <w:rPr>
+          <w:rFonts w:ascii="Consolas" w:eastAsia="Consolas" w:hAnsi="Consolas" w:cs="Consolas"/>
           <w:sz w:val="18"/>
           <w:szCs w:val="18"/>
         </w:rPr>
@@ -521,13 +519,13 @@
     </w:p>
     <w:p>
       <w:pPr>
-        <w:shd w:fill="F2F2F2" w:color="auto" w:val="clear"/>
-        <w:spacing w:after="0" w:line="260"/>
-        <w:ind w:left="200" w:right="200"/>
-      </w:pPr>
-      <w:r>
-        <w:rPr>
-          <w:rFonts w:ascii="Consolas" w:cs="Consolas" w:eastAsia="Consolas" w:hAnsi="Consolas"/>
+        <w:shd w:val="clear" w:color="auto" w:fill="F2F2F2"/>
+        <w:spacing w:line="260" w:lineRule="auto"/>
+        <w:ind w:left="200" w:right="200"/>
+      </w:pPr>
+      <w:r>
+        <w:rPr>
+          <w:rFonts w:ascii="Consolas" w:eastAsia="Consolas" w:hAnsi="Consolas" w:cs="Consolas"/>
           <w:sz w:val="18"/>
           <w:szCs w:val="18"/>
         </w:rPr>
@@ -536,13 +534,13 @@
     </w:p>
     <w:p>
       <w:pPr>
-        <w:shd w:fill="F2F2F2" w:color="auto" w:val="clear"/>
-        <w:spacing w:after="0" w:line="260"/>
-        <w:ind w:left="200" w:right="200"/>
-      </w:pPr>
-      <w:r>
-        <w:rPr>
-          <w:rFonts w:ascii="Consolas" w:cs="Consolas" w:eastAsia="Consolas" w:hAnsi="Consolas"/>
+        <w:shd w:val="clear" w:color="auto" w:fill="F2F2F2"/>
+        <w:spacing w:line="260" w:lineRule="auto"/>
+        <w:ind w:left="200" w:right="200"/>
+      </w:pPr>
+      <w:r>
+        <w:rPr>
+          <w:rFonts w:ascii="Consolas" w:eastAsia="Consolas" w:hAnsi="Consolas" w:cs="Consolas"/>
           <w:sz w:val="18"/>
           <w:szCs w:val="18"/>
         </w:rPr>
@@ -551,13 +549,13 @@
     </w:p>
     <w:p>
       <w:pPr>
-        <w:shd w:fill="F2F2F2" w:color="auto" w:val="clear"/>
-        <w:spacing w:after="0" w:line="260"/>
-        <w:ind w:left="200" w:right="200"/>
-      </w:pPr>
-      <w:r>
-        <w:rPr>
-          <w:rFonts w:ascii="Consolas" w:cs="Consolas" w:eastAsia="Consolas" w:hAnsi="Consolas"/>
+        <w:shd w:val="clear" w:color="auto" w:fill="F2F2F2"/>
+        <w:spacing w:line="260" w:lineRule="auto"/>
+        <w:ind w:left="200" w:right="200"/>
+      </w:pPr>
+      <w:r>
+        <w:rPr>
+          <w:rFonts w:ascii="Consolas" w:eastAsia="Consolas" w:hAnsi="Consolas" w:cs="Consolas"/>
           <w:sz w:val="18"/>
           <w:szCs w:val="18"/>
         </w:rPr>
@@ -566,46 +564,48 @@
     </w:p>
     <w:p>
       <w:pPr>
-        <w:shd w:fill="F2F2F2" w:color="auto" w:val="clear"/>
-        <w:spacing w:after="0" w:line="260"/>
-        <w:ind w:left="200" w:right="200"/>
-      </w:pPr>
-      <w:r>
-        <w:rPr>
-          <w:rFonts w:ascii="Consolas" w:cs="Consolas" w:eastAsia="Consolas" w:hAnsi="Consolas"/>
-          <w:sz w:val="18"/>
-          <w:szCs w:val="18"/>
-        </w:rPr>
-        <w:t xml:space="preserve">}</w:t>
+        <w:shd w:val="clear" w:color="auto" w:fill="F2F2F2"/>
+        <w:spacing w:line="260" w:lineRule="auto"/>
+        <w:ind w:left="200" w:right="200"/>
+      </w:pPr>
+      <w:r>
+        <w:rPr>
+          <w:rFonts w:ascii="Consolas" w:eastAsia="Consolas" w:hAnsi="Consolas" w:cs="Consolas"/>
+          <w:sz w:val="18"/>
+          <w:szCs w:val="18"/>
+        </w:rPr>
+        <w:t>}</w:t>
       </w:r>
     </w:p>
     <w:p>
       <w:pPr>
         <w:spacing w:after="160"/>
       </w:pPr>
-      <w:r>
-        <w:t xml:space="preserve"/>
-      </w:r>
     </w:p>
     <w:p>
       <w:pPr>
         <w:spacing w:after="160"/>
       </w:pPr>
       <w:r>
-        <w:t xml:space="preserve">Fields:</w:t>
+        <w:t>Fields:</w:t>
       </w:r>
     </w:p>
     <w:tbl>
       <w:tblPr>
-        <w:tblW w:type="dxa" w:w="9300"/>
+        <w:tblW w:w="9300" w:type="dxa"/>
         <w:tblBorders>
-          <w:top w:val="single" w:color="auto" w:sz="4"/>
-          <w:left w:val="single" w:color="auto" w:sz="4"/>
-          <w:bottom w:val="single" w:color="auto" w:sz="4"/>
-          <w:right w:val="single" w:color="auto" w:sz="4"/>
-          <w:insideH w:val="single" w:color="auto" w:sz="4"/>
-          <w:insideV w:val="single" w:color="auto" w:sz="4"/>
+          <w:top w:val="single" w:sz="4" w:space="0" w:color="auto"/>
+          <w:left w:val="single" w:sz="4" w:space="0" w:color="auto"/>
+          <w:bottom w:val="single" w:sz="4" w:space="0" w:color="auto"/>
+          <w:right w:val="single" w:sz="4" w:space="0" w:color="auto"/>
+          <w:insideH w:val="single" w:sz="4" w:space="0" w:color="auto"/>
+          <w:insideV w:val="single" w:sz="4" w:space="0" w:color="auto"/>
         </w:tblBorders>
+        <w:tblCellMar>
+          <w:left w:w="10" w:type="dxa"/>
+          <w:right w:w="10" w:type="dxa"/>
+        </w:tblCellMar>
+        <w:tblLook w:val="04A0" w:firstRow="1" w:lastRow="0" w:firstColumn="1" w:lastColumn="0" w:noHBand="0" w:noVBand="1"/>
       </w:tblPr>
       <w:tblGrid>
         <w:gridCol w:w="1600"/>
@@ -613,10 +613,16 @@
         <w:gridCol w:w="6300"/>
       </w:tblGrid>
       <w:tr>
+        <w:tblPrEx>
+          <w:tblCellMar>
+            <w:top w:w="0" w:type="dxa"/>
+            <w:bottom w:w="0" w:type="dxa"/>
+          </w:tblCellMar>
+        </w:tblPrEx>
         <w:tc>
           <w:tcPr>
-            <w:tcW w:type="dxa" w:w="1600"/>
-            <w:shd w:fill="D9E2F3" w:color="auto" w:val="clear"/>
+            <w:tcW w:w="1600" w:type="dxa"/>
+            <w:shd w:val="clear" w:color="auto" w:fill="D9E2F3"/>
           </w:tcPr>
           <w:p>
             <w:r>
@@ -624,14 +630,14 @@
                 <w:b/>
                 <w:bCs/>
               </w:rPr>
-              <w:t xml:space="preserve">Field</w:t>
+              <w:t>Field</w:t>
             </w:r>
           </w:p>
         </w:tc>
         <w:tc>
           <w:tcPr>
-            <w:tcW w:type="dxa" w:w="1400"/>
-            <w:shd w:fill="D9E2F3" w:color="auto" w:val="clear"/>
+            <w:tcW w:w="1400" w:type="dxa"/>
+            <w:shd w:val="clear" w:color="auto" w:fill="D9E2F3"/>
           </w:tcPr>
           <w:p>
             <w:r>
@@ -639,14 +645,14 @@
                 <w:b/>
                 <w:bCs/>
               </w:rPr>
-              <w:t xml:space="preserve">Required</w:t>
+              <w:t>Required</w:t>
             </w:r>
           </w:p>
         </w:tc>
         <w:tc>
           <w:tcPr>
-            <w:tcW w:type="dxa" w:w="6300"/>
-            <w:shd w:fill="D9E2F3" w:color="auto" w:val="clear"/>
+            <w:tcW w:w="6300" w:type="dxa"/>
+            <w:shd w:val="clear" w:color="auto" w:fill="D9E2F3"/>
           </w:tcPr>
           <w:p>
             <w:r>
@@ -654,148 +660,136 @@
                 <w:b/>
                 <w:bCs/>
               </w:rPr>
-              <w:t xml:space="preserve">Description</w:t>
+              <w:t>Description</w:t>
             </w:r>
           </w:p>
         </w:tc>
       </w:tr>
       <w:tr>
+        <w:tblPrEx>
+          <w:tblCellMar>
+            <w:top w:w="0" w:type="dxa"/>
+            <w:bottom w:w="0" w:type="dxa"/>
+          </w:tblCellMar>
+        </w:tblPrEx>
         <w:tc>
           <w:tcPr>
-            <w:tcW w:type="dxa" w:w="1600"/>
+            <w:tcW w:w="1600" w:type="dxa"/>
           </w:tcPr>
           <w:p>
             <w:r>
               <w:rPr>
-                <w:rFonts w:ascii="Consolas" w:cs="Consolas" w:eastAsia="Consolas" w:hAnsi="Consolas"/>
-                <w:b w:val="false"/>
-                <w:bCs w:val="false"/>
+                <w:rFonts w:ascii="Consolas" w:eastAsia="Consolas" w:hAnsi="Consolas" w:cs="Consolas"/>
                 <w:sz w:val="18"/>
                 <w:szCs w:val="18"/>
               </w:rPr>
-              <w:t xml:space="preserve">host</w:t>
+              <w:t>host</w:t>
             </w:r>
           </w:p>
         </w:tc>
         <w:tc>
           <w:tcPr>
-            <w:tcW w:type="dxa" w:w="1400"/>
+            <w:tcW w:w="1400" w:type="dxa"/>
           </w:tcPr>
           <w:p>
             <w:r>
-              <w:rPr>
-                <w:b w:val="false"/>
-                <w:bCs w:val="false"/>
-              </w:rPr>
-              <w:t xml:space="preserve">yes</w:t>
+              <w:t>yes</w:t>
             </w:r>
           </w:p>
         </w:tc>
         <w:tc>
           <w:tcPr>
-            <w:tcW w:type="dxa" w:w="6300"/>
+            <w:tcW w:w="6300" w:type="dxa"/>
           </w:tcPr>
           <w:p>
             <w:r>
-              <w:rPr>
-                <w:b w:val="false"/>
-                <w:bCs w:val="false"/>
-              </w:rPr>
-              <w:t xml:space="preserve">Hostname, FQDN, or IP address to connect to.</w:t>
+              <w:t>Hostname, FQDN, or IP address to connect to.</w:t>
             </w:r>
           </w:p>
         </w:tc>
       </w:tr>
       <w:tr>
+        <w:tblPrEx>
+          <w:tblCellMar>
+            <w:top w:w="0" w:type="dxa"/>
+            <w:bottom w:w="0" w:type="dxa"/>
+          </w:tblCellMar>
+        </w:tblPrEx>
         <w:tc>
           <w:tcPr>
-            <w:tcW w:type="dxa" w:w="1600"/>
+            <w:tcW w:w="1600" w:type="dxa"/>
           </w:tcPr>
           <w:p>
             <w:r>
               <w:rPr>
-                <w:rFonts w:ascii="Consolas" w:cs="Consolas" w:eastAsia="Consolas" w:hAnsi="Consolas"/>
-                <w:b w:val="false"/>
-                <w:bCs w:val="false"/>
+                <w:rFonts w:ascii="Consolas" w:eastAsia="Consolas" w:hAnsi="Consolas" w:cs="Consolas"/>
                 <w:sz w:val="18"/>
                 <w:szCs w:val="18"/>
               </w:rPr>
-              <w:t xml:space="preserve">type</w:t>
+              <w:t>type</w:t>
             </w:r>
           </w:p>
         </w:tc>
         <w:tc>
           <w:tcPr>
-            <w:tcW w:type="dxa" w:w="1400"/>
+            <w:tcW w:w="1400" w:type="dxa"/>
           </w:tcPr>
           <w:p>
             <w:r>
-              <w:rPr>
-                <w:b w:val="false"/>
-                <w:bCs w:val="false"/>
-              </w:rPr>
-              <w:t xml:space="preserve">yes</w:t>
+              <w:t>yes</w:t>
             </w:r>
           </w:p>
         </w:tc>
         <w:tc>
           <w:tcPr>
-            <w:tcW w:type="dxa" w:w="6300"/>
+            <w:tcW w:w="6300" w:type="dxa"/>
           </w:tcPr>
           <w:p>
             <w:r>
-              <w:rPr>
-                <w:b w:val="false"/>
-                <w:bCs w:val="false"/>
-              </w:rPr>
-              <w:t xml:space="preserve">Connection type; matched (case-insensitively) against the action field in actionDefinitions.json.</w:t>
+              <w:t>Connection type; matched (case-insensitively) against the action field in actionDefinitions.json.</w:t>
             </w:r>
           </w:p>
         </w:tc>
       </w:tr>
       <w:tr>
+        <w:tblPrEx>
+          <w:tblCellMar>
+            <w:top w:w="0" w:type="dxa"/>
+            <w:bottom w:w="0" w:type="dxa"/>
+          </w:tblCellMar>
+        </w:tblPrEx>
         <w:tc>
           <w:tcPr>
-            <w:tcW w:type="dxa" w:w="1600"/>
+            <w:tcW w:w="1600" w:type="dxa"/>
           </w:tcPr>
           <w:p>
             <w:r>
               <w:rPr>
-                <w:rFonts w:ascii="Consolas" w:cs="Consolas" w:eastAsia="Consolas" w:hAnsi="Consolas"/>
-                <w:b w:val="false"/>
-                <w:bCs w:val="false"/>
+                <w:rFonts w:ascii="Consolas" w:eastAsia="Consolas" w:hAnsi="Consolas" w:cs="Consolas"/>
                 <w:sz w:val="18"/>
                 <w:szCs w:val="18"/>
               </w:rPr>
-              <w:t xml:space="preserve">description</w:t>
+              <w:t>description</w:t>
             </w:r>
           </w:p>
         </w:tc>
         <w:tc>
           <w:tcPr>
-            <w:tcW w:type="dxa" w:w="1400"/>
+            <w:tcW w:w="1400" w:type="dxa"/>
           </w:tcPr>
           <w:p>
             <w:r>
-              <w:rPr>
-                <w:b w:val="false"/>
-                <w:bCs w:val="false"/>
-              </w:rPr>
-              <w:t xml:space="preserve">no</w:t>
+              <w:t>no</w:t>
             </w:r>
           </w:p>
         </w:tc>
         <w:tc>
           <w:tcPr>
-            <w:tcW w:type="dxa" w:w="6300"/>
+            <w:tcW w:w="6300" w:type="dxa"/>
           </w:tcPr>
           <w:p>
             <w:r>
-              <w:rPr>
-                <w:b w:val="false"/>
-                <w:bCs w:val="false"/>
-              </w:rPr>
-              <w:t xml:space="preserve">Free-text note shown in the list view.</w:t>
+              <w:t>Free-text note shown in the list view.</w:t>
             </w:r>
           </w:p>
         </w:tc>
@@ -805,17 +799,14 @@
       <w:pPr>
         <w:spacing w:after="160"/>
       </w:pPr>
-      <w:r>
-        <w:t xml:space="preserve"/>
-      </w:r>
     </w:p>
     <w:p>
       <w:pPr>
         <w:pStyle w:val="Heading2"/>
-        <w:spacing w:after="120" w:before="240"/>
-      </w:pPr>
-      <w:r>
-        <w:t xml:space="preserve">actionDefinitions.json — how each type launches</w:t>
+        <w:spacing w:before="240" w:after="120"/>
+      </w:pPr>
+      <w:r>
+        <w:t>actionDefinitions.json — how each type launches</w:t>
       </w:r>
     </w:p>
     <w:p>
@@ -823,33 +814,33 @@
         <w:spacing w:after="160"/>
       </w:pPr>
       <w:r>
-        <w:t xml:space="preserve">A top-level JSON array where each entry maps a type name to the command and arguments used to launch it:</w:t>
-      </w:r>
-    </w:p>
-    <w:p>
-      <w:pPr>
-        <w:shd w:fill="F2F2F2" w:color="auto" w:val="clear"/>
-        <w:spacing w:after="0" w:line="260"/>
-        <w:ind w:left="200" w:right="200"/>
-      </w:pPr>
-      <w:r>
-        <w:rPr>
-          <w:rFonts w:ascii="Consolas" w:cs="Consolas" w:eastAsia="Consolas" w:hAnsi="Consolas"/>
-          <w:sz w:val="18"/>
-          <w:szCs w:val="18"/>
-        </w:rPr>
-        <w:t xml:space="preserve">[</w:t>
-      </w:r>
-    </w:p>
-    <w:p>
-      <w:pPr>
-        <w:shd w:fill="F2F2F2" w:color="auto" w:val="clear"/>
-        <w:spacing w:after="0" w:line="260"/>
-        <w:ind w:left="200" w:right="200"/>
-      </w:pPr>
-      <w:r>
-        <w:rPr>
-          <w:rFonts w:ascii="Consolas" w:cs="Consolas" w:eastAsia="Consolas" w:hAnsi="Consolas"/>
+        <w:t>A top-level JSON array where each entry maps a type name to the command and arguments used to launch it:</w:t>
+      </w:r>
+    </w:p>
+    <w:p>
+      <w:pPr>
+        <w:shd w:val="clear" w:color="auto" w:fill="F2F2F2"/>
+        <w:spacing w:line="260" w:lineRule="auto"/>
+        <w:ind w:left="200" w:right="200"/>
+      </w:pPr>
+      <w:r>
+        <w:rPr>
+          <w:rFonts w:ascii="Consolas" w:eastAsia="Consolas" w:hAnsi="Consolas" w:cs="Consolas"/>
+          <w:sz w:val="18"/>
+          <w:szCs w:val="18"/>
+        </w:rPr>
+        <w:t>[</w:t>
+      </w:r>
+    </w:p>
+    <w:p>
+      <w:pPr>
+        <w:shd w:val="clear" w:color="auto" w:fill="F2F2F2"/>
+        <w:spacing w:line="260" w:lineRule="auto"/>
+        <w:ind w:left="200" w:right="200"/>
+      </w:pPr>
+      <w:r>
+        <w:rPr>
+          <w:rFonts w:ascii="Consolas" w:eastAsia="Consolas" w:hAnsi="Consolas" w:cs="Consolas"/>
           <w:sz w:val="18"/>
           <w:szCs w:val="18"/>
         </w:rPr>
@@ -858,13 +849,13 @@
     </w:p>
     <w:p>
       <w:pPr>
-        <w:shd w:fill="F2F2F2" w:color="auto" w:val="clear"/>
-        <w:spacing w:after="0" w:line="260"/>
-        <w:ind w:left="200" w:right="200"/>
-      </w:pPr>
-      <w:r>
-        <w:rPr>
-          <w:rFonts w:ascii="Consolas" w:cs="Consolas" w:eastAsia="Consolas" w:hAnsi="Consolas"/>
+        <w:shd w:val="clear" w:color="auto" w:fill="F2F2F2"/>
+        <w:spacing w:line="260" w:lineRule="auto"/>
+        <w:ind w:left="200" w:right="200"/>
+      </w:pPr>
+      <w:r>
+        <w:rPr>
+          <w:rFonts w:ascii="Consolas" w:eastAsia="Consolas" w:hAnsi="Consolas" w:cs="Consolas"/>
           <w:sz w:val="18"/>
           <w:szCs w:val="18"/>
         </w:rPr>
@@ -873,13 +864,13 @@
     </w:p>
     <w:p>
       <w:pPr>
-        <w:shd w:fill="F2F2F2" w:color="auto" w:val="clear"/>
-        <w:spacing w:after="0" w:line="260"/>
-        <w:ind w:left="200" w:right="200"/>
-      </w:pPr>
-      <w:r>
-        <w:rPr>
-          <w:rFonts w:ascii="Consolas" w:cs="Consolas" w:eastAsia="Consolas" w:hAnsi="Consolas"/>
+        <w:shd w:val="clear" w:color="auto" w:fill="F2F2F2"/>
+        <w:spacing w:line="260" w:lineRule="auto"/>
+        <w:ind w:left="200" w:right="200"/>
+      </w:pPr>
+      <w:r>
+        <w:rPr>
+          <w:rFonts w:ascii="Consolas" w:eastAsia="Consolas" w:hAnsi="Consolas" w:cs="Consolas"/>
           <w:sz w:val="18"/>
           <w:szCs w:val="18"/>
         </w:rPr>
@@ -888,56 +879,64 @@
     </w:p>
     <w:p>
       <w:pPr>
-        <w:shd w:fill="F2F2F2" w:color="auto" w:val="clear"/>
-        <w:spacing w:after="0" w:line="260"/>
-        <w:ind w:left="200" w:right="200"/>
-      </w:pPr>
-      <w:r>
-        <w:rPr>
-          <w:rFonts w:ascii="Consolas" w:cs="Consolas" w:eastAsia="Consolas" w:hAnsi="Consolas"/>
-          <w:sz w:val="18"/>
-          <w:szCs w:val="18"/>
-        </w:rPr>
-        <w:t xml:space="preserve">]</w:t>
+        <w:shd w:val="clear" w:color="auto" w:fill="F2F2F2"/>
+        <w:spacing w:line="260" w:lineRule="auto"/>
+        <w:ind w:left="200" w:right="200"/>
+      </w:pPr>
+      <w:r>
+        <w:rPr>
+          <w:rFonts w:ascii="Consolas" w:eastAsia="Consolas" w:hAnsi="Consolas" w:cs="Consolas"/>
+          <w:sz w:val="18"/>
+          <w:szCs w:val="18"/>
+        </w:rPr>
+        <w:t>]</w:t>
       </w:r>
     </w:p>
     <w:p>
       <w:pPr>
         <w:spacing w:after="160"/>
       </w:pPr>
-      <w:r>
-        <w:t xml:space="preserve"/>
-      </w:r>
     </w:p>
     <w:p>
       <w:pPr>
         <w:spacing w:after="160"/>
       </w:pPr>
       <w:r>
-        <w:t xml:space="preserve">Fields:</w:t>
+        <w:t>Fields:</w:t>
       </w:r>
     </w:p>
     <w:tbl>
       <w:tblPr>
-        <w:tblW w:type="dxa" w:w="9300"/>
+        <w:tblW w:w="9300" w:type="dxa"/>
         <w:tblBorders>
-          <w:top w:val="single" w:color="auto" w:sz="4"/>
-          <w:left w:val="single" w:color="auto" w:sz="4"/>
-          <w:bottom w:val="single" w:color="auto" w:sz="4"/>
-          <w:right w:val="single" w:color="auto" w:sz="4"/>
-          <w:insideH w:val="single" w:color="auto" w:sz="4"/>
-          <w:insideV w:val="single" w:color="auto" w:sz="4"/>
+          <w:top w:val="single" w:sz="4" w:space="0" w:color="auto"/>
+          <w:left w:val="single" w:sz="4" w:space="0" w:color="auto"/>
+          <w:bottom w:val="single" w:sz="4" w:space="0" w:color="auto"/>
+          <w:right w:val="single" w:sz="4" w:space="0" w:color="auto"/>
+          <w:insideH w:val="single" w:sz="4" w:space="0" w:color="auto"/>
+          <w:insideV w:val="single" w:sz="4" w:space="0" w:color="auto"/>
         </w:tblBorders>
+        <w:tblCellMar>
+          <w:left w:w="10" w:type="dxa"/>
+          <w:right w:w="10" w:type="dxa"/>
+        </w:tblCellMar>
+        <w:tblLook w:val="04A0" w:firstRow="1" w:lastRow="0" w:firstColumn="1" w:lastColumn="0" w:noHBand="0" w:noVBand="1"/>
       </w:tblPr>
       <w:tblGrid>
         <w:gridCol w:w="1600"/>
         <w:gridCol w:w="7700"/>
       </w:tblGrid>
       <w:tr>
+        <w:tblPrEx>
+          <w:tblCellMar>
+            <w:top w:w="0" w:type="dxa"/>
+            <w:bottom w:w="0" w:type="dxa"/>
+          </w:tblCellMar>
+        </w:tblPrEx>
         <w:tc>
           <w:tcPr>
-            <w:tcW w:type="dxa" w:w="1600"/>
-            <w:shd w:fill="D9E2F3" w:color="auto" w:val="clear"/>
+            <w:tcW w:w="1600" w:type="dxa"/>
+            <w:shd w:val="clear" w:color="auto" w:fill="D9E2F3"/>
           </w:tcPr>
           <w:p>
             <w:r>
@@ -945,14 +944,14 @@
                 <w:b/>
                 <w:bCs/>
               </w:rPr>
-              <w:t xml:space="preserve">Field</w:t>
+              <w:t>Field</w:t>
             </w:r>
           </w:p>
         </w:tc>
         <w:tc>
           <w:tcPr>
-            <w:tcW w:type="dxa" w:w="7700"/>
-            <w:shd w:fill="D9E2F3" w:color="auto" w:val="clear"/>
+            <w:tcW w:w="7700" w:type="dxa"/>
+            <w:shd w:val="clear" w:color="auto" w:fill="D9E2F3"/>
           </w:tcPr>
           <w:p>
             <w:r>
@@ -960,106 +959,106 @@
                 <w:b/>
                 <w:bCs/>
               </w:rPr>
-              <w:t xml:space="preserve">Description</w:t>
+              <w:t>Description</w:t>
             </w:r>
           </w:p>
         </w:tc>
       </w:tr>
       <w:tr>
+        <w:tblPrEx>
+          <w:tblCellMar>
+            <w:top w:w="0" w:type="dxa"/>
+            <w:bottom w:w="0" w:type="dxa"/>
+          </w:tblCellMar>
+        </w:tblPrEx>
         <w:tc>
           <w:tcPr>
-            <w:tcW w:type="dxa" w:w="1600"/>
+            <w:tcW w:w="1600" w:type="dxa"/>
           </w:tcPr>
           <w:p>
             <w:r>
               <w:rPr>
-                <w:rFonts w:ascii="Consolas" w:cs="Consolas" w:eastAsia="Consolas" w:hAnsi="Consolas"/>
-                <w:b w:val="false"/>
-                <w:bCs w:val="false"/>
+                <w:rFonts w:ascii="Consolas" w:eastAsia="Consolas" w:hAnsi="Consolas" w:cs="Consolas"/>
                 <w:sz w:val="18"/>
                 <w:szCs w:val="18"/>
               </w:rPr>
-              <w:t xml:space="preserve">action</w:t>
+              <w:t>action</w:t>
             </w:r>
           </w:p>
         </w:tc>
         <w:tc>
           <w:tcPr>
-            <w:tcW w:type="dxa" w:w="7700"/>
+            <w:tcW w:w="7700" w:type="dxa"/>
           </w:tcPr>
           <w:p>
             <w:r>
-              <w:rPr>
-                <w:b w:val="false"/>
-                <w:bCs w:val="false"/>
-              </w:rPr>
-              <w:t xml:space="preserve">The type value it matches (matching is case-insensitive; RDP+ upper-cases both sides before comparing).</w:t>
+              <w:t>The type value it matches (matching is case-insensitive; RDP+ upper-cases both sides before comparing).</w:t>
             </w:r>
           </w:p>
         </w:tc>
       </w:tr>
       <w:tr>
+        <w:tblPrEx>
+          <w:tblCellMar>
+            <w:top w:w="0" w:type="dxa"/>
+            <w:bottom w:w="0" w:type="dxa"/>
+          </w:tblCellMar>
+        </w:tblPrEx>
         <w:tc>
           <w:tcPr>
-            <w:tcW w:type="dxa" w:w="1600"/>
+            <w:tcW w:w="1600" w:type="dxa"/>
           </w:tcPr>
           <w:p>
             <w:r>
               <w:rPr>
-                <w:rFonts w:ascii="Consolas" w:cs="Consolas" w:eastAsia="Consolas" w:hAnsi="Consolas"/>
-                <w:b w:val="false"/>
-                <w:bCs w:val="false"/>
+                <w:rFonts w:ascii="Consolas" w:eastAsia="Consolas" w:hAnsi="Consolas" w:cs="Consolas"/>
                 <w:sz w:val="18"/>
                 <w:szCs w:val="18"/>
               </w:rPr>
-              <w:t xml:space="preserve">command</w:t>
+              <w:t>command</w:t>
             </w:r>
           </w:p>
         </w:tc>
         <w:tc>
           <w:tcPr>
-            <w:tcW w:type="dxa" w:w="7700"/>
+            <w:tcW w:w="7700" w:type="dxa"/>
           </w:tcPr>
           <w:p>
             <w:r>
-              <w:rPr>
-                <w:b w:val="false"/>
-                <w:bCs w:val="false"/>
-              </w:rPr>
-              <w:t xml:space="preserve">The executable to launch, or a URL prefix such as https://, mailto:, tel:, etc.</w:t>
+              <w:t>The executable to launch, or a URL prefix such as https://, mailto:, tel:, etc.</w:t>
             </w:r>
           </w:p>
         </w:tc>
       </w:tr>
       <w:tr>
+        <w:tblPrEx>
+          <w:tblCellMar>
+            <w:top w:w="0" w:type="dxa"/>
+            <w:bottom w:w="0" w:type="dxa"/>
+          </w:tblCellMar>
+        </w:tblPrEx>
         <w:tc>
           <w:tcPr>
-            <w:tcW w:type="dxa" w:w="1600"/>
+            <w:tcW w:w="1600" w:type="dxa"/>
           </w:tcPr>
           <w:p>
             <w:r>
               <w:rPr>
-                <w:rFonts w:ascii="Consolas" w:cs="Consolas" w:eastAsia="Consolas" w:hAnsi="Consolas"/>
-                <w:b w:val="false"/>
-                <w:bCs w:val="false"/>
+                <w:rFonts w:ascii="Consolas" w:eastAsia="Consolas" w:hAnsi="Consolas" w:cs="Consolas"/>
                 <w:sz w:val="18"/>
                 <w:szCs w:val="18"/>
               </w:rPr>
-              <w:t xml:space="preserve">args</w:t>
+              <w:t>args</w:t>
             </w:r>
           </w:p>
         </w:tc>
         <w:tc>
           <w:tcPr>
-            <w:tcW w:type="dxa" w:w="7700"/>
+            <w:tcW w:w="7700" w:type="dxa"/>
           </w:tcPr>
           <w:p>
             <w:r>
-              <w:rPr>
-                <w:b w:val="false"/>
-                <w:bCs w:val="false"/>
-              </w:rPr>
-              <w:t xml:space="preserve">Extra arguments inserted before the host, e.g. the leading space and /v: flag mstsc.exe expects.</w:t>
+              <w:t>Extra arguments inserted before the host, e.g. the leading space and /v: flag mstsc.exe expects.</w:t>
             </w:r>
           </w:p>
         </w:tc>
@@ -1069,16 +1068,13 @@
       <w:pPr>
         <w:spacing w:after="160"/>
       </w:pPr>
-      <w:r>
-        <w:t xml:space="preserve"/>
-      </w:r>
     </w:p>
     <w:p>
       <w:pPr>
         <w:spacing w:after="160"/>
       </w:pPr>
       <w:r>
-        <w:t xml:space="preserve">When the host’s type doesn’t match any entry, RDP+ falls back to the literal string "Default" for both command and args rather than failing outright.</w:t>
+        <w:t>When the host’s type doesn’t match any entry, RDP+ falls back to the literal string "Default" for both command and args rather than failing outright.</w:t>
       </w:r>
     </w:p>
     <w:p>
@@ -1086,16 +1082,16 @@
         <w:spacing w:after="160"/>
       </w:pPr>
       <w:r>
-        <w:t xml:space="preserve">If actionDefinitions.json is missing or contains invalid JSON, RDP+ shows a warning dialog and keeps whatever action list it last loaded successfully, instead of crashing.</w:t>
+        <w:t>If actionDefinitions.json is missing or contains invalid JSON, RDP+ shows a warning dialog and keeps whatever action list it last loaded successfully, instead of crashing.</w:t>
       </w:r>
     </w:p>
     <w:p>
       <w:pPr>
         <w:pStyle w:val="Heading1"/>
-        <w:spacing w:after="120" w:before="240"/>
-      </w:pPr>
-      <w:r>
-        <w:t xml:space="preserve">Usage</w:t>
+        <w:spacing w:before="240" w:after="120"/>
+      </w:pPr>
+      <w:r>
+        <w:t>Usage</w:t>
       </w:r>
     </w:p>
     <w:p>
@@ -1108,7 +1104,7 @@
         <w:spacing w:after="80"/>
       </w:pPr>
       <w:r>
-        <w:t xml:space="preserve">Launch RDP_Plus.exe.</w:t>
+        <w:t>Launch RDP_Plus.exe.</w:t>
       </w:r>
     </w:p>
     <w:p>
@@ -1121,7 +1117,7 @@
         <w:spacing w:after="80"/>
       </w:pPr>
       <w:r>
-        <w:t xml:space="preserve">The list populates from connections.json. Click a column header to sort by Host, Type, or Description.</w:t>
+        <w:t>The list populates from connections.json. Click a column header to sort by Host, Type, or Description.</w:t>
       </w:r>
     </w:p>
     <w:p>
@@ -1134,7 +1130,7 @@
         <w:spacing w:after="80"/>
       </w:pPr>
       <w:r>
-        <w:t xml:space="preserve">Double-click a row (or select it and press Enter) to launch that connection using the command registered for its type.</w:t>
+        <w:t>Double-click a row (or select it and press Enter) to launch that connection using the command registered for its type.</w:t>
       </w:r>
     </w:p>
     <w:p>
@@ -1147,7 +1143,7 @@
         <w:spacing w:after="80"/>
       </w:pPr>
       <w:r>
-        <w:t xml:space="preserve">Use “Launch RDP connection for host not in this list” for an ad-hoc mstsc.exe session.</w:t>
+        <w:t>Use “Launch RDP connection for host not in this list” for an ad-hoc mstsc.exe session.</w:t>
       </w:r>
     </w:p>
     <w:p>
@@ -1160,7 +1156,7 @@
         <w:spacing w:after="80"/>
       </w:pPr>
       <w:r>
-        <w:t xml:space="preserve">Use “Edit connections.json” or “Edit actionDefinitions.json” to add, remove, or update entries. Save in Notepad, switch back to RDP+, and the list refreshes automatically.</w:t>
+        <w:t>Use “Edit connections.json” or “Edit actionDefinitions.json” to add, remove, or update entries. Save in Notepad, switch back to RDP+, and the list refreshes automatically.</w:t>
       </w:r>
     </w:p>
     <w:p>
@@ -1173,123 +1169,120 @@
         <w:spacing w:after="80"/>
       </w:pPr>
       <w:r>
-        <w:t xml:space="preserve">Exit closes the application.</w:t>
+        <w:t>Exit closes the application.</w:t>
       </w:r>
     </w:p>
     <w:p>
       <w:pPr>
         <w:pStyle w:val="Heading1"/>
-        <w:spacing w:after="120" w:before="240"/>
-      </w:pPr>
-      <w:r>
-        <w:t xml:space="preserve">Project layout</w:t>
-      </w:r>
-    </w:p>
-    <w:p>
-      <w:pPr>
-        <w:shd w:fill="F2F2F2" w:color="auto" w:val="clear"/>
-        <w:spacing w:after="0" w:line="260"/>
-        <w:ind w:left="200" w:right="200"/>
-      </w:pPr>
-      <w:r>
-        <w:rPr>
-          <w:rFonts w:ascii="Consolas" w:cs="Consolas" w:eastAsia="Consolas" w:hAnsi="Consolas"/>
-          <w:sz w:val="18"/>
-          <w:szCs w:val="18"/>
-        </w:rPr>
-        <w:t xml:space="preserve">RDP_Plus.cpp          Application source (single file)</w:t>
-      </w:r>
-    </w:p>
-    <w:p>
-      <w:pPr>
-        <w:shd w:fill="F2F2F2" w:color="auto" w:val="clear"/>
-        <w:spacing w:after="0" w:line="260"/>
-        <w:ind w:left="200" w:right="200"/>
-      </w:pPr>
-      <w:r>
-        <w:rPr>
-          <w:rFonts w:ascii="Consolas" w:cs="Consolas" w:eastAsia="Consolas" w:hAnsi="Consolas"/>
-          <w:sz w:val="18"/>
-          <w:szCs w:val="18"/>
-        </w:rPr>
-        <w:t xml:space="preserve">RDP_Plus.res           Compiled resource file (icon, etc.)</w:t>
-      </w:r>
-    </w:p>
-    <w:p>
-      <w:pPr>
-        <w:shd w:fill="F2F2F2" w:color="auto" w:val="clear"/>
-        <w:spacing w:after="0" w:line="260"/>
-        <w:ind w:left="200" w:right="200"/>
-      </w:pPr>
-      <w:r>
-        <w:rPr>
-          <w:rFonts w:ascii="Consolas" w:cs="Consolas" w:eastAsia="Consolas" w:hAnsi="Consolas"/>
-          <w:sz w:val="18"/>
-          <w:szCs w:val="18"/>
-        </w:rPr>
-        <w:t xml:space="preserve">resource.h             Resource ID definitions</w:t>
-      </w:r>
-    </w:p>
-    <w:p>
-      <w:pPr>
-        <w:shd w:fill="F2F2F2" w:color="auto" w:val="clear"/>
-        <w:spacing w:after="0" w:line="260"/>
-        <w:ind w:left="200" w:right="200"/>
-      </w:pPr>
-      <w:r>
-        <w:rPr>
-          <w:rFonts w:ascii="Consolas" w:cs="Consolas" w:eastAsia="Consolas" w:hAnsi="Consolas"/>
-          <w:sz w:val="18"/>
-          <w:szCs w:val="18"/>
-        </w:rPr>
-        <w:t xml:space="preserve">json.hpp                nlohmann/json single-header library</w:t>
-      </w:r>
-    </w:p>
-    <w:p>
-      <w:pPr>
-        <w:shd w:fill="F2F2F2" w:color="auto" w:val="clear"/>
-        <w:spacing w:after="0" w:line="260"/>
-        <w:ind w:left="200" w:right="200"/>
-      </w:pPr>
-      <w:r>
-        <w:rPr>
-          <w:rFonts w:ascii="Consolas" w:cs="Consolas" w:eastAsia="Consolas" w:hAnsi="Consolas"/>
-          <w:sz w:val="18"/>
-          <w:szCs w:val="18"/>
-        </w:rPr>
-        <w:t xml:space="preserve">connections.json        Host list (user-maintained, not checked in with secrets)</w:t>
-      </w:r>
-    </w:p>
-    <w:p>
-      <w:pPr>
-        <w:shd w:fill="F2F2F2" w:color="auto" w:val="clear"/>
-        <w:spacing w:after="0" w:line="260"/>
-        <w:ind w:left="200" w:right="200"/>
-      </w:pPr>
-      <w:r>
-        <w:rPr>
-          <w:rFonts w:ascii="Consolas" w:cs="Consolas" w:eastAsia="Consolas" w:hAnsi="Consolas"/>
-          <w:sz w:val="18"/>
-          <w:szCs w:val="18"/>
-        </w:rPr>
-        <w:t xml:space="preserve">actionDefinitions.json  Per-type launch commands (user-maintained)</w:t>
+        <w:spacing w:before="240" w:after="120"/>
+      </w:pPr>
+      <w:r>
+        <w:t>Project layout</w:t>
+      </w:r>
+    </w:p>
+    <w:p>
+      <w:pPr>
+        <w:shd w:val="clear" w:color="auto" w:fill="F2F2F2"/>
+        <w:spacing w:line="260" w:lineRule="auto"/>
+        <w:ind w:left="200" w:right="200"/>
+      </w:pPr>
+      <w:r>
+        <w:rPr>
+          <w:rFonts w:ascii="Consolas" w:eastAsia="Consolas" w:hAnsi="Consolas" w:cs="Consolas"/>
+          <w:sz w:val="18"/>
+          <w:szCs w:val="18"/>
+        </w:rPr>
+        <w:t>RDP_Plus.cpp          Application source (single file)</w:t>
+      </w:r>
+    </w:p>
+    <w:p>
+      <w:pPr>
+        <w:shd w:val="clear" w:color="auto" w:fill="F2F2F2"/>
+        <w:spacing w:line="260" w:lineRule="auto"/>
+        <w:ind w:left="200" w:right="200"/>
+      </w:pPr>
+      <w:r>
+        <w:rPr>
+          <w:rFonts w:ascii="Consolas" w:eastAsia="Consolas" w:hAnsi="Consolas" w:cs="Consolas"/>
+          <w:sz w:val="18"/>
+          <w:szCs w:val="18"/>
+        </w:rPr>
+        <w:t>RDP_Plus.res           Compiled resource file (icon, etc.)</w:t>
+      </w:r>
+    </w:p>
+    <w:p>
+      <w:pPr>
+        <w:shd w:val="clear" w:color="auto" w:fill="F2F2F2"/>
+        <w:spacing w:line="260" w:lineRule="auto"/>
+        <w:ind w:left="200" w:right="200"/>
+      </w:pPr>
+      <w:r>
+        <w:rPr>
+          <w:rFonts w:ascii="Consolas" w:eastAsia="Consolas" w:hAnsi="Consolas" w:cs="Consolas"/>
+          <w:sz w:val="18"/>
+          <w:szCs w:val="18"/>
+        </w:rPr>
+        <w:t>resource.h             Resource ID definitions</w:t>
+      </w:r>
+    </w:p>
+    <w:p>
+      <w:pPr>
+        <w:shd w:val="clear" w:color="auto" w:fill="F2F2F2"/>
+        <w:spacing w:line="260" w:lineRule="auto"/>
+        <w:ind w:left="200" w:right="200"/>
+      </w:pPr>
+      <w:r>
+        <w:rPr>
+          <w:rFonts w:ascii="Consolas" w:eastAsia="Consolas" w:hAnsi="Consolas" w:cs="Consolas"/>
+          <w:sz w:val="18"/>
+          <w:szCs w:val="18"/>
+        </w:rPr>
+        <w:t>json.hpp                nlohmann/json single-header library</w:t>
+      </w:r>
+    </w:p>
+    <w:p>
+      <w:pPr>
+        <w:shd w:val="clear" w:color="auto" w:fill="F2F2F2"/>
+        <w:spacing w:line="260" w:lineRule="auto"/>
+        <w:ind w:left="200" w:right="200"/>
+      </w:pPr>
+      <w:r>
+        <w:rPr>
+          <w:rFonts w:ascii="Consolas" w:eastAsia="Consolas" w:hAnsi="Consolas" w:cs="Consolas"/>
+          <w:sz w:val="18"/>
+          <w:szCs w:val="18"/>
+        </w:rPr>
+        <w:t>connections.json        Host list (user-maintained, not checked in with secrets)</w:t>
+      </w:r>
+    </w:p>
+    <w:p>
+      <w:pPr>
+        <w:shd w:val="clear" w:color="auto" w:fill="F2F2F2"/>
+        <w:spacing w:line="260" w:lineRule="auto"/>
+        <w:ind w:left="200" w:right="200"/>
+      </w:pPr>
+      <w:r>
+        <w:rPr>
+          <w:rFonts w:ascii="Consolas" w:eastAsia="Consolas" w:hAnsi="Consolas" w:cs="Consolas"/>
+          <w:sz w:val="18"/>
+          <w:szCs w:val="18"/>
+        </w:rPr>
+        <w:t>actionDefinitions.json  Per-type launch commands (user-maintained)</w:t>
       </w:r>
     </w:p>
     <w:p>
       <w:pPr>
         <w:spacing w:after="160"/>
       </w:pPr>
-      <w:r>
-        <w:t xml:space="preserve"/>
-      </w:r>
     </w:p>
     <w:p>
       <w:pPr>
         <w:pStyle w:val="Heading1"/>
-        <w:spacing w:after="120" w:before="240"/>
-      </w:pPr>
-      <w:r>
-        <w:t xml:space="preserve">How it works (implementation notes)</w:t>
+        <w:spacing w:before="240" w:after="120"/>
+      </w:pPr>
+      <w:r>
+        <w:t>How it works (implementation notes)</w:t>
       </w:r>
     </w:p>
     <w:p>
@@ -1309,7 +1302,7 @@
         <w:t xml:space="preserve">UI: </w:t>
       </w:r>
       <w:r>
-        <w:t xml:space="preserve">A single top-level window built directly on the Win32 API — a SysListView32 control in report mode plus four buttons, laid out by hand in the WM_SIZE handler (no dialog resource or XAML/WinForms layer).</w:t>
+        <w:t>A single top-level window built directly on the Win32 API — a SysListView32 control in report mode plus four buttons, laid out by hand in the WM_SIZE handler (no dialog resource or XAML/WinForms layer).</w:t>
       </w:r>
     </w:p>
     <w:p>
@@ -1329,7 +1322,7 @@
         <w:t xml:space="preserve">JSON parsing: </w:t>
       </w:r>
       <w:r>
-        <w:t xml:space="preserve">nlohmann/json parses both config files; from_json/to_json overloads convert the Action struct to and from JSON, converting UTF-8 (on disk) to UTF-16 (std::wstring, used throughout the Win32 code) at the boundary.</w:t>
+        <w:t>nlohmann/json parses both config files; from_json/to_json overloads convert the Action struct to and from JSON, converting UTF-8 (on disk) to UTF-16 (std::wstring, used throughout the Win32 code) at the boundary.</w:t>
       </w:r>
     </w:p>
     <w:p>
@@ -1349,7 +1342,7 @@
         <w:t xml:space="preserve">File I/O: </w:t>
       </w:r>
       <w:r>
-        <w:t xml:space="preserve">Config files are read via raw Win32 CreateFileW/ReadFile calls rather than std::ifstream, so wide (Unicode) file paths work without relying on MSVC-specific ifstream extensions.</w:t>
+        <w:t>Config files are read via raw Win32 CreateFileW/ReadFile calls rather than std::ifstream, so wide (Unicode) file paths work without relying on MSVC-specific ifstream extensions.</w:t>
       </w:r>
     </w:p>
     <w:p>
@@ -1369,7 +1362,7 @@
         <w:t xml:space="preserve">Launching: </w:t>
       </w:r>
       <w:r>
-        <w:t xml:space="preserve">ShellExecuteW is used for everything — recognized URL schemes (http://, https://, ftp://, file://, mailto:, tel:) are opened as URLs; anything else is treated as command + args + host and launched as a local process.</w:t>
+        <w:t>ShellExecuteW is used for everything — recognized URL schemes (http://, https://, ftp://, file://, mailto:, tel:) are opened as URLs; anything else is treated as command + args + host and launched as a local process.</w:t>
       </w:r>
     </w:p>
     <w:p>
@@ -1389,16 +1382,16 @@
         <w:t xml:space="preserve">Live reload: </w:t>
       </w:r>
       <w:r>
-        <w:t xml:space="preserve">Both config files are reloaded from disk on WM_ACTIVATE (whenever the window regains focus), so edits made via the built-in Notepad shortcuts are picked up without restarting the app.</w:t>
+        <w:t>Both config files are reloaded from disk on WM_ACTIVATE (whenever the window regains focus), so edits made via the built-in Notepad shortcuts are picked up without restarting the app.</w:t>
       </w:r>
     </w:p>
     <w:p>
       <w:pPr>
         <w:pStyle w:val="Heading1"/>
-        <w:spacing w:after="120" w:before="240"/>
-      </w:pPr>
-      <w:r>
-        <w:t xml:space="preserve">Known limitations</w:t>
+        <w:spacing w:before="240" w:after="120"/>
+      </w:pPr>
+      <w:r>
+        <w:t>Known limitations</w:t>
       </w:r>
     </w:p>
     <w:p>
@@ -1411,7 +1404,7 @@
         <w:spacing w:after="80"/>
       </w:pPr>
       <w:r>
-        <w:t xml:space="preserve">Windows-only; there is no cross-platform build path (Win32, ShellExecuteW, SysListView32, etc. are all Windows-specific).</w:t>
+        <w:t>Windows-only; there is no cross-platform build path (Win32, ShellExecuteW, SysListView32, etc. are all Windows-specific).</w:t>
       </w:r>
     </w:p>
     <w:p>
@@ -1424,7 +1417,7 @@
         <w:spacing w:after="80"/>
       </w:pPr>
       <w:r>
-        <w:t xml:space="preserve">Editing is delegated entirely to Notepad — RDP+ does not validate JSON syntax before you save, so a malformed edit will surface as a warning dialog on next reload rather than being caught inline.</w:t>
+        <w:t>Editing is delegated entirely to Notepad — RDP+ does not validate JSON syntax before you save, so a malformed edit will surface as a warning dialog on next reload rather than being caught inline.</w:t>
       </w:r>
     </w:p>
     <w:p>
@@ -1437,16 +1430,17 @@
         <w:spacing w:after="80"/>
       </w:pPr>
       <w:r>
-        <w:t xml:space="preserve">Both config files must live in the same directory as the executable; there's currently no way to point RDP+ at a config location elsewhere (e.g. a shared network path).</w:t>
+        <w:t>Both config files must live in the same directory as the executable; there's currently no way to point RDP+ at a config location elsewhere (e.g. a shared network path).</w:t>
       </w:r>
     </w:p>
     <w:p>
       <w:pPr>
         <w:pStyle w:val="Heading1"/>
-        <w:spacing w:after="120" w:before="240"/>
-      </w:pPr>
-      <w:r>
-        <w:t xml:space="preserve">License</w:t>
+        <w:spacing w:before="240" w:after="120"/>
+      </w:pPr>
+      <w:r>
+        <w:lastRenderedPageBreak/>
+        <w:t>License</w:t>
       </w:r>
     </w:p>
     <w:p>
@@ -1454,102 +1448,134 @@
         <w:spacing w:after="160"/>
       </w:pPr>
       <w:r>
-        <w:t xml:space="preserve">No license file is currently included in this repository. Add one (e.g. MIT, Apache-2.0) before publishing publicly if you intend to allow reuse.</w:t>
+        <w:t>No license file is currently included in this repository. Add one (e.g. MIT, Apache-2.0) before publishing publicly if you intend to allow reuse.</w:t>
       </w:r>
     </w:p>
     <w:sectPr>
-      <w:pgSz w:w="12240" w:h="15840" w:orient="portrait"/>
+      <w:pgSz w:w="12240" w:h="15840"/>
       <w:pgMar w:top="1440" w:right="1440" w:bottom="1440" w:left="1440" w:header="708" w:footer="708" w:gutter="0"/>
-      <w:pgNumType/>
+      <w:cols w:space="720"/>
       <w:docGrid w:linePitch="360"/>
     </w:sectPr>
   </w:body>
 </w:document>
 </file>
 
-<file path=word/comments.xml><?xml version="1.0" encoding="utf-8"?>
-<w:comments xmlns:cx="http://schemas.microsoft.com/office/drawing/2014/chartex" xmlns:cx1="http://schemas.microsoft.com/office/drawing/2015/9/8/chartex" xmlns:cx2="http://schemas.microsoft.com/office/drawing/2015/10/21/chartex" xmlns:cx3="http://schemas.microsoft.com/office/drawing/2016/5/9/chartex" xmlns:cx4="http://schemas.microsoft.com/office/drawing/2016/5/10/chartex" xmlns:cx5="http://schemas.microsoft.com/office/drawing/2016/5/11/chartex" xmlns:cx6="http://schemas.microsoft.com/office/drawing/2016/5/12/chartex" xmlns:cx7="http://schemas.microsoft.com/office/drawing/2016/5/13/chartex" xmlns:cx8="http://schemas.microsoft.com/office/drawing/2016/5/14/chartex" xmlns:mc="http://schemas.openxmlformats.org/markup-compatibility/2006" xmlns:aink="http://schemas.microsoft.com/office/drawing/2016/ink" xmlns:am3d="http://schemas.microsoft.com/office/drawing/2017/model3d" xmlns:o="urn:schemas-microsoft-com:office:office" xmlns:r="http://schemas.openxmlformats.org/officeDocument/2006/relationships" xmlns:m="http://schemas.openxmlformats.org/officeDocument/2006/math" xmlns:v="urn:schemas-microsoft-com:vml" xmlns:wp14="http://schemas.microsoft.com/office/word/2010/wordprocessingDrawing" xmlns:wp="http://schemas.openxmlformats.org/drawingml/2006/wordprocessingDrawing" xmlns:w10="urn:schemas-microsoft-com:office:word" xmlns:w="http://schemas.openxmlformats.org/wordprocessingml/2006/main" xmlns:w14="http://schemas.microsoft.com/office/word/2010/wordml" xmlns:w15="http://schemas.microsoft.com/office/word/2012/wordml" xmlns:w16cex="http://schemas.microsoft.com/office/word/2018/wordml/cex" xmlns:w16cid="http://schemas.microsoft.com/office/word/2016/wordml/cid" xmlns:w16="http://schemas.microsoft.com/office/word/2018/wordml" xmlns:w16sdtdh="http://schemas.microsoft.com/office/word/2020/wordml/sdtdatahash" xmlns:w16se="http://schemas.microsoft.com/office/word/2015/wordml/symex" xmlns:wpg="http://schemas.microsoft.com/office/word/2010/wordprocessingGroup" xmlns:wpi="http://schemas.microsoft.com/office/word/2010/wordprocessingInk" xmlns:wne="http://schemas.microsoft.com/office/word/2006/wordml" xmlns:wps="http://schemas.microsoft.com/office/word/2010/wordprocessingShape"/>
-</file>
-
-<file path=word/endnotes.xml><?xml version="1.0" encoding="utf-8"?>
-<w:endnotes xmlns:wpc="http://schemas.microsoft.com/office/word/2010/wordprocessingCanvas" xmlns:mc="http://schemas.openxmlformats.org/markup-compatibility/2006" xmlns:o="urn:schemas-microsoft-com:office:office" xmlns:r="http://schemas.openxmlformats.org/officeDocument/2006/relationships" xmlns:m="http://schemas.openxmlformats.org/officeDocument/2006/math" xmlns:v="urn:schemas-microsoft-com:vml" xmlns:wp14="http://schemas.microsoft.com/office/word/2010/wordprocessingDrawing" xmlns:wp="http://schemas.openxmlformats.org/drawingml/2006/wordprocessingDrawing" xmlns:w10="urn:schemas-microsoft-com:office:word" xmlns:w="http://schemas.openxmlformats.org/wordprocessingml/2006/main" xmlns:w14="http://schemas.microsoft.com/office/word/2010/wordml" xmlns:w15="http://schemas.microsoft.com/office/word/2012/wordml" xmlns:wpg="http://schemas.microsoft.com/office/word/2010/wordprocessingGroup" xmlns:wpi="http://schemas.microsoft.com/office/word/2010/wordprocessingInk" xmlns:wne="http://schemas.microsoft.com/office/word/2006/wordml" xmlns:wps="http://schemas.microsoft.com/office/word/2010/wordprocessingShape" mc:Ignorable="w14 w15 wp14">
-  <w:endnote w:type="separator" w:id="-1">
-    <w:p>
-      <w:pPr>
-        <w:spacing w:after="0" w:line="240" w:lineRule="auto"/>
-      </w:pPr>
-      <w:r>
-        <w:rPr>
-          <w:rStyle w:val="EndnoteReference"/>
-        </w:rPr>
-        <w:endnoteRef/>
-      </w:r>
-      <w:r>
-        <w:separator/>
-      </w:r>
-    </w:p>
-  </w:endnote>
-  <w:endnote w:type="continuationSeparator" w:id="0">
-    <w:p>
-      <w:pPr>
-        <w:spacing w:after="0" w:line="240" w:lineRule="auto"/>
-      </w:pPr>
-      <w:r>
-        <w:rPr>
-          <w:rStyle w:val="EndnoteReference"/>
-        </w:rPr>
-        <w:endnoteRef/>
-      </w:r>
-      <w:r>
-        <w:continuationSeparator/>
-      </w:r>
-    </w:p>
-  </w:endnote>
-</w:endnotes>
-</file>
-
-<file path=word/footnotes.xml><?xml version="1.0" encoding="utf-8"?>
-<w:footnotes xmlns:wpc="http://schemas.microsoft.com/office/word/2010/wordprocessingCanvas" xmlns:mc="http://schemas.openxmlformats.org/markup-compatibility/2006" xmlns:o="urn:schemas-microsoft-com:office:office" xmlns:r="http://schemas.openxmlformats.org/officeDocument/2006/relationships" xmlns:m="http://schemas.openxmlformats.org/officeDocument/2006/math" xmlns:v="urn:schemas-microsoft-com:vml" xmlns:wp14="http://schemas.microsoft.com/office/word/2010/wordprocessingDrawing" xmlns:wp="http://schemas.openxmlformats.org/drawingml/2006/wordprocessingDrawing" xmlns:w10="urn:schemas-microsoft-com:office:word" xmlns:w="http://schemas.openxmlformats.org/wordprocessingml/2006/main" xmlns:w14="http://schemas.microsoft.com/office/word/2010/wordml" xmlns:w15="http://schemas.microsoft.com/office/word/2012/wordml" xmlns:wpg="http://schemas.microsoft.com/office/word/2010/wordprocessingGroup" xmlns:wpi="http://schemas.microsoft.com/office/word/2010/wordprocessingInk" xmlns:wne="http://schemas.microsoft.com/office/word/2006/wordml" xmlns:wps="http://schemas.microsoft.com/office/word/2010/wordprocessingShape" mc:Ignorable="w14 w15 wp14">
-  <w:footnote w:type="separator" w:id="-1">
-    <w:p>
-      <w:pPr>
-        <w:spacing w:after="0" w:line="240" w:lineRule="auto"/>
-      </w:pPr>
-      <w:r>
-        <w:rPr>
-          <w:rStyle w:val="FootnoteReference"/>
-        </w:rPr>
-        <w:footnoteRef/>
-      </w:r>
-      <w:r>
-        <w:separator/>
-      </w:r>
-    </w:p>
-  </w:footnote>
-  <w:footnote w:type="continuationSeparator" w:id="0">
-    <w:p>
-      <w:pPr>
-        <w:spacing w:after="0" w:line="240" w:lineRule="auto"/>
-      </w:pPr>
-      <w:r>
-        <w:rPr>
-          <w:rStyle w:val="FootnoteReference"/>
-        </w:rPr>
-        <w:footnoteRef/>
-      </w:r>
-      <w:r>
-        <w:continuationSeparator/>
-      </w:r>
-    </w:p>
-  </w:footnote>
-</w:footnotes>
-</file>
-
 <file path=word/numbering.xml><?xml version="1.0" encoding="utf-8"?>
-<w:numbering xmlns:wpc="http://schemas.microsoft.com/office/word/2010/wordprocessingCanvas" xmlns:mc="http://schemas.openxmlformats.org/markup-compatibility/2006" xmlns:o="urn:schemas-microsoft-com:office:office" xmlns:r="http://schemas.openxmlformats.org/officeDocument/2006/relationships" xmlns:m="http://schemas.openxmlformats.org/officeDocument/2006/math" xmlns:v="urn:schemas-microsoft-com:vml" xmlns:wp14="http://schemas.microsoft.com/office/word/2010/wordprocessingDrawing" xmlns:wp="http://schemas.openxmlformats.org/drawingml/2006/wordprocessingDrawing" xmlns:w10="urn:schemas-microsoft-com:office:word" xmlns:w="http://schemas.openxmlformats.org/wordprocessingml/2006/main" xmlns:w14="http://schemas.microsoft.com/office/word/2010/wordml" xmlns:w15="http://schemas.microsoft.com/office/word/2012/wordml" xmlns:wpg="http://schemas.microsoft.com/office/word/2010/wordprocessingGroup" xmlns:wpi="http://schemas.microsoft.com/office/word/2010/wordprocessingInk" xmlns:wne="http://schemas.microsoft.com/office/word/2006/wordml" xmlns:wps="http://schemas.microsoft.com/office/word/2010/wordprocessingShape" mc:Ignorable="w14 w15 wp14">
+<w:numbering xmlns:wpc="http://schemas.microsoft.com/office/word/2010/wordprocessingCanvas" xmlns:cx="http://schemas.microsoft.com/office/drawing/2014/chartex" xmlns:cx1="http://schemas.microsoft.com/office/drawing/2015/9/8/chartex" xmlns:cx2="http://schemas.microsoft.com/office/drawing/2015/10/21/chartex" xmlns:cx3="http://schemas.microsoft.com/office/drawing/2016/5/9/chartex" xmlns:cx4="http://schemas.microsoft.com/office/drawing/2016/5/10/chartex" xmlns:cx5="http://schemas.microsoft.com/office/drawing/2016/5/11/chartex" xmlns:cx6="http://schemas.microsoft.com/office/drawing/2016/5/12/chartex" xmlns:cx7="http://schemas.microsoft.com/office/drawing/2016/5/13/chartex" xmlns:cx8="http://schemas.microsoft.com/office/drawing/2016/5/14/chartex" xmlns:mc="http://schemas.openxmlformats.org/markup-compatibility/2006" xmlns:aink="http://schemas.microsoft.com/office/drawing/2016/ink" xmlns:am3d="http://schemas.microsoft.com/office/drawing/2017/model3d" xmlns:o="urn:schemas-microsoft-com:office:office" xmlns:oel="http://schemas.microsoft.com/office/2019/extlst" xmlns:r="http://schemas.openxmlformats.org/officeDocument/2006/relationships" xmlns:m="http://schemas.openxmlformats.org/officeDocument/2006/math" xmlns:v="urn:schemas-microsoft-com:vml" xmlns:wp14="http://schemas.microsoft.com/office/word/2010/wordprocessingDrawing" xmlns:wp="http://schemas.openxmlformats.org/drawingml/2006/wordprocessingDrawing" xmlns:w10="urn:schemas-microsoft-com:office:word" xmlns:w="http://schemas.openxmlformats.org/wordprocessingml/2006/main" xmlns:w14="http://schemas.microsoft.com/office/word/2010/wordml" xmlns:w15="http://schemas.microsoft.com/office/word/2012/wordml" xmlns:w16cex="http://schemas.microsoft.com/office/word/2018/wordml/cex" xmlns:w16cid="http://schemas.microsoft.com/office/word/2016/wordml/cid" xmlns:w16="http://schemas.microsoft.com/office/word/2018/wordml" xmlns:w16du="http://schemas.microsoft.com/office/word/2023/wordml/word16du" xmlns:w16sdtdh="http://schemas.microsoft.com/office/word/2020/wordml/sdtdatahash" xmlns:w16sdtfl="http://schemas.microsoft.com/office/word/2024/wordml/sdtformatlock" xmlns:w16se="http://schemas.microsoft.com/office/word/2015/wordml/symex" xmlns:wpg="http://schemas.microsoft.com/office/word/2010/wordprocessingGroup" xmlns:wpi="http://schemas.microsoft.com/office/word/2010/wordprocessingInk" xmlns:wne="http://schemas.microsoft.com/office/word/2006/wordml" xmlns:wps="http://schemas.microsoft.com/office/word/2010/wordprocessingShape" mc:Ignorable="w14 w15 w16se w16cid w16 w16cex w16sdtdh w16sdtfl w16du wp14">
+  <w:abstractNum w:abstractNumId="0" w15:restartNumberingAfterBreak="0">
+    <w:nsid w:val="1200375A"/>
+    <w:multiLevelType w:val="hybridMultilevel"/>
+    <w:tmpl w:val="8FBA6D2A"/>
+    <w:lvl w:ilvl="0" w:tplc="55448F86">
+      <w:start w:val="1"/>
+      <w:numFmt w:val="decimal"/>
+      <w:lvlText w:val="%1."/>
+      <w:lvlJc w:val="left"/>
+      <w:pPr>
+        <w:ind w:left="431" w:hanging="431"/>
+      </w:pPr>
+    </w:lvl>
+    <w:lvl w:ilvl="1" w:tplc="9D46F26E">
+      <w:numFmt w:val="decimal"/>
+      <w:lvlText w:val=""/>
+      <w:lvlJc w:val="left"/>
+    </w:lvl>
+    <w:lvl w:ilvl="2" w:tplc="13B45BE6">
+      <w:numFmt w:val="decimal"/>
+      <w:lvlText w:val=""/>
+      <w:lvlJc w:val="left"/>
+    </w:lvl>
+    <w:lvl w:ilvl="3" w:tplc="026E9652">
+      <w:numFmt w:val="decimal"/>
+      <w:lvlText w:val=""/>
+      <w:lvlJc w:val="left"/>
+    </w:lvl>
+    <w:lvl w:ilvl="4" w:tplc="31864168">
+      <w:numFmt w:val="decimal"/>
+      <w:lvlText w:val=""/>
+      <w:lvlJc w:val="left"/>
+    </w:lvl>
+    <w:lvl w:ilvl="5" w:tplc="C840C140">
+      <w:numFmt w:val="decimal"/>
+      <w:lvlText w:val=""/>
+      <w:lvlJc w:val="left"/>
+    </w:lvl>
+    <w:lvl w:ilvl="6" w:tplc="581A37F2">
+      <w:numFmt w:val="decimal"/>
+      <w:lvlText w:val=""/>
+      <w:lvlJc w:val="left"/>
+    </w:lvl>
+    <w:lvl w:ilvl="7" w:tplc="9C46CE30">
+      <w:numFmt w:val="decimal"/>
+      <w:lvlText w:val=""/>
+      <w:lvlJc w:val="left"/>
+    </w:lvl>
+    <w:lvl w:ilvl="8" w:tplc="9D3470A6">
+      <w:numFmt w:val="decimal"/>
+      <w:lvlText w:val=""/>
+      <w:lvlJc w:val="left"/>
+    </w:lvl>
+  </w:abstractNum>
   <w:abstractNum w:abstractNumId="1" w15:restartNumberingAfterBreak="0">
+    <w:nsid w:val="2BFB67F7"/>
     <w:multiLevelType w:val="hybridMultilevel"/>
-    <w:lvl w:ilvl="0" w15:tentative="1">
+    <w:tmpl w:val="7CA413E8"/>
+    <w:lvl w:ilvl="0" w:tplc="F0CC6878">
+      <w:start w:val="1"/>
+      <w:numFmt w:val="bullet"/>
+      <w:lvlText w:val="•"/>
+      <w:lvlJc w:val="left"/>
+      <w:pPr>
+        <w:ind w:left="360" w:hanging="360"/>
+      </w:pPr>
+    </w:lvl>
+    <w:lvl w:ilvl="1" w:tplc="4C12A5E2">
+      <w:numFmt w:val="decimal"/>
+      <w:lvlText w:val=""/>
+      <w:lvlJc w:val="left"/>
+    </w:lvl>
+    <w:lvl w:ilvl="2" w:tplc="4FA6EC28">
+      <w:numFmt w:val="decimal"/>
+      <w:lvlText w:val=""/>
+      <w:lvlJc w:val="left"/>
+    </w:lvl>
+    <w:lvl w:ilvl="3" w:tplc="6934766A">
+      <w:numFmt w:val="decimal"/>
+      <w:lvlText w:val=""/>
+      <w:lvlJc w:val="left"/>
+    </w:lvl>
+    <w:lvl w:ilvl="4" w:tplc="44BAECF0">
+      <w:numFmt w:val="decimal"/>
+      <w:lvlText w:val=""/>
+      <w:lvlJc w:val="left"/>
+    </w:lvl>
+    <w:lvl w:ilvl="5" w:tplc="46ACC072">
+      <w:numFmt w:val="decimal"/>
+      <w:lvlText w:val=""/>
+      <w:lvlJc w:val="left"/>
+    </w:lvl>
+    <w:lvl w:ilvl="6" w:tplc="6A34E646">
+      <w:numFmt w:val="decimal"/>
+      <w:lvlText w:val=""/>
+      <w:lvlJc w:val="left"/>
+    </w:lvl>
+    <w:lvl w:ilvl="7" w:tplc="B016DF96">
+      <w:numFmt w:val="decimal"/>
+      <w:lvlText w:val=""/>
+      <w:lvlJc w:val="left"/>
+    </w:lvl>
+    <w:lvl w:ilvl="8" w:tplc="23FCC49A">
+      <w:numFmt w:val="decimal"/>
+      <w:lvlText w:val=""/>
+      <w:lvlJc w:val="left"/>
+    </w:lvl>
+  </w:abstractNum>
+  <w:abstractNum w:abstractNumId="2" w15:restartNumberingAfterBreak="0">
+    <w:nsid w:val="68A97A9E"/>
+    <w:multiLevelType w:val="hybridMultilevel"/>
+    <w:tmpl w:val="5666DBC4"/>
+    <w:lvl w:ilvl="0" w:tplc="AFF25B68">
       <w:start w:val="1"/>
       <w:numFmt w:val="bullet"/>
       <w:lvlText w:val="●"/>
@@ -1558,7 +1584,7 @@
         <w:ind w:left="720" w:hanging="360"/>
       </w:pPr>
     </w:lvl>
-    <w:lvl w:ilvl="1" w15:tentative="1">
+    <w:lvl w:ilvl="1" w:tplc="2A429106">
       <w:start w:val="1"/>
       <w:numFmt w:val="bullet"/>
       <w:lvlText w:val="○"/>
@@ -1567,7 +1593,7 @@
         <w:ind w:left="1440" w:hanging="360"/>
       </w:pPr>
     </w:lvl>
-    <w:lvl w:ilvl="2" w15:tentative="1">
+    <w:lvl w:ilvl="2" w:tplc="37529338">
       <w:start w:val="1"/>
       <w:numFmt w:val="bullet"/>
       <w:lvlText w:val="■"/>
@@ -1576,7 +1602,7 @@
         <w:ind w:left="2160" w:hanging="360"/>
       </w:pPr>
     </w:lvl>
-    <w:lvl w:ilvl="3" w15:tentative="1">
+    <w:lvl w:ilvl="3" w:tplc="64E87E68">
       <w:start w:val="1"/>
       <w:numFmt w:val="bullet"/>
       <w:lvlText w:val="●"/>
@@ -1585,7 +1611,7 @@
         <w:ind w:left="2880" w:hanging="360"/>
       </w:pPr>
     </w:lvl>
-    <w:lvl w:ilvl="4" w15:tentative="1">
+    <w:lvl w:ilvl="4" w:tplc="B918403C">
       <w:start w:val="1"/>
       <w:numFmt w:val="bullet"/>
       <w:lvlText w:val="○"/>
@@ -1594,7 +1620,7 @@
         <w:ind w:left="3600" w:hanging="360"/>
       </w:pPr>
     </w:lvl>
-    <w:lvl w:ilvl="5" w15:tentative="1">
+    <w:lvl w:ilvl="5" w:tplc="B5BC973C">
       <w:start w:val="1"/>
       <w:numFmt w:val="bullet"/>
       <w:lvlText w:val="■"/>
@@ -1603,7 +1629,7 @@
         <w:ind w:left="4320" w:hanging="360"/>
       </w:pPr>
     </w:lvl>
-    <w:lvl w:ilvl="6" w15:tentative="1">
+    <w:lvl w:ilvl="6" w:tplc="689ED2C6">
       <w:start w:val="1"/>
       <w:numFmt w:val="bullet"/>
       <w:lvlText w:val="●"/>
@@ -1612,7 +1638,7 @@
         <w:ind w:left="5040" w:hanging="360"/>
       </w:pPr>
     </w:lvl>
-    <w:lvl w:ilvl="7" w15:tentative="1">
+    <w:lvl w:ilvl="7" w:tplc="8DC65B22">
       <w:start w:val="1"/>
       <w:numFmt w:val="bullet"/>
       <w:lvlText w:val="●"/>
@@ -1621,7 +1647,7 @@
         <w:ind w:left="5760" w:hanging="360"/>
       </w:pPr>
     </w:lvl>
-    <w:lvl w:ilvl="8" w15:tentative="1">
+    <w:lvl w:ilvl="8" w:tplc="A0125AEE">
       <w:start w:val="1"/>
       <w:numFmt w:val="bullet"/>
       <w:lvlText w:val="●"/>
@@ -1631,44 +1657,20 @@
       </w:pPr>
     </w:lvl>
   </w:abstractNum>
-  <w:abstractNum w:abstractNumId="2" w15:restartNumberingAfterBreak="0">
-    <w:multiLevelType w:val="hybridMultilevel"/>
-    <w:lvl w:ilvl="0" w15:tentative="1">
-      <w:start w:val="1"/>
-      <w:numFmt w:val="bullet"/>
-      <w:lvlText w:val="•"/>
-      <w:lvlJc w:val="left"/>
-      <w:pPr>
-        <w:ind w:left="360" w:hanging="360"/>
-      </w:pPr>
-    </w:lvl>
-  </w:abstractNum>
-  <w:abstractNum w:abstractNumId="3" w15:restartNumberingAfterBreak="0">
-    <w:multiLevelType w:val="hybridMultilevel"/>
-    <w:lvl w:ilvl="0" w15:tentative="1">
-      <w:start w:val="1"/>
-      <w:numFmt w:val="decimal"/>
-      <w:lvlText w:val="%1."/>
-      <w:lvlJc w:val="left"/>
-      <w:pPr>
-        <w:ind w:left="431" w:hanging="431"/>
-      </w:pPr>
-    </w:lvl>
-  </w:abstractNum>
-  <w:num w:numId="1">
+  <w:num w:numId="1" w16cid:durableId="1275750579">
+    <w:abstractNumId w:val="2"/>
+    <w:lvlOverride w:ilvl="0">
+      <w:startOverride w:val="1"/>
+    </w:lvlOverride>
+  </w:num>
+  <w:num w:numId="2" w16cid:durableId="1045376550">
     <w:abstractNumId w:val="1"/>
     <w:lvlOverride w:ilvl="0">
       <w:startOverride w:val="1"/>
     </w:lvlOverride>
   </w:num>
-  <w:num w:numId="2">
-    <w:abstractNumId w:val="2"/>
-    <w:lvlOverride w:ilvl="0">
-      <w:startOverride w:val="1"/>
-    </w:lvlOverride>
-  </w:num>
-  <w:num w:numId="3">
-    <w:abstractNumId w:val="3"/>
+  <w:num w:numId="3" w16cid:durableId="1825855649">
+    <w:abstractNumId w:val="0"/>
     <w:lvlOverride w:ilvl="0">
       <w:startOverride w:val="1"/>
     </w:lvlOverride>
@@ -1677,26 +1679,405 @@
 </file>
 
 <file path=word/styles.xml><?xml version="1.0" encoding="utf-8"?>
-<w:styles xmlns:mc="http://schemas.openxmlformats.org/markup-compatibility/2006" xmlns:r="http://schemas.openxmlformats.org/officeDocument/2006/relationships" xmlns:w="http://schemas.openxmlformats.org/wordprocessingml/2006/main" xmlns:w14="http://schemas.microsoft.com/office/word/2010/wordml" xmlns:w15="http://schemas.microsoft.com/office/word/2012/wordml" mc:Ignorable="w14 w15">
+<w:styles xmlns:mc="http://schemas.openxmlformats.org/markup-compatibility/2006" xmlns:r="http://schemas.openxmlformats.org/officeDocument/2006/relationships" xmlns:w="http://schemas.openxmlformats.org/wordprocessingml/2006/main" xmlns:w14="http://schemas.microsoft.com/office/word/2010/wordml" xmlns:w15="http://schemas.microsoft.com/office/word/2012/wordml" xmlns:w16cex="http://schemas.microsoft.com/office/word/2018/wordml/cex" xmlns:w16cid="http://schemas.microsoft.com/office/word/2016/wordml/cid" xmlns:w16="http://schemas.microsoft.com/office/word/2018/wordml" xmlns:w16du="http://schemas.microsoft.com/office/word/2023/wordml/word16du" xmlns:w16sdtdh="http://schemas.microsoft.com/office/word/2020/wordml/sdtdatahash" xmlns:w16sdtfl="http://schemas.microsoft.com/office/word/2024/wordml/sdtformatlock" xmlns:w16se="http://schemas.microsoft.com/office/word/2015/wordml/symex" mc:Ignorable="w14 w15 w16se w16cid w16 w16cex w16sdtdh w16sdtfl w16du">
   <w:docDefaults>
-    <w:rPrDefault/>
+    <w:rPrDefault>
+      <w:rPr>
+        <w:rFonts w:ascii="Times New Roman" w:eastAsia="Times New Roman" w:hAnsi="Times New Roman" w:cs="Times New Roman"/>
+        <w:lang w:val="en-US" w:eastAsia="en-US" w:bidi="ar-SA"/>
+      </w:rPr>
+    </w:rPrDefault>
     <w:pPrDefault/>
   </w:docDefaults>
-  <w:style w:type="paragraph" w:styleId="Title">
-    <w:name w:val="Title"/>
-    <w:basedOn w:val="Normal"/>
-    <w:next w:val="Normal"/>
+  <w:latentStyles w:defLockedState="0" w:defUIPriority="99" w:defSemiHidden="0" w:defUnhideWhenUsed="0" w:defQFormat="0" w:count="376">
+    <w:lsdException w:name="Normal" w:uiPriority="0" w:qFormat="1"/>
+    <w:lsdException w:name="heading 1" w:uiPriority="9" w:qFormat="1"/>
+    <w:lsdException w:name="heading 2" w:semiHidden="1" w:uiPriority="9" w:unhideWhenUsed="1" w:qFormat="1"/>
+    <w:lsdException w:name="heading 3" w:semiHidden="1" w:uiPriority="9" w:unhideWhenUsed="1" w:qFormat="1"/>
+    <w:lsdException w:name="heading 4" w:semiHidden="1" w:uiPriority="9" w:unhideWhenUsed="1" w:qFormat="1"/>
+    <w:lsdException w:name="heading 5" w:semiHidden="1" w:uiPriority="9" w:unhideWhenUsed="1" w:qFormat="1"/>
+    <w:lsdException w:name="heading 6" w:semiHidden="1" w:uiPriority="9" w:unhideWhenUsed="1" w:qFormat="1"/>
+    <w:lsdException w:name="heading 7" w:semiHidden="1" w:uiPriority="9" w:unhideWhenUsed="1" w:qFormat="1"/>
+    <w:lsdException w:name="heading 8" w:semiHidden="1" w:uiPriority="9" w:unhideWhenUsed="1" w:qFormat="1"/>
+    <w:lsdException w:name="heading 9" w:semiHidden="1" w:uiPriority="9" w:unhideWhenUsed="1" w:qFormat="1"/>
+    <w:lsdException w:name="index 1" w:semiHidden="1" w:unhideWhenUsed="1"/>
+    <w:lsdException w:name="index 2" w:semiHidden="1" w:unhideWhenUsed="1"/>
+    <w:lsdException w:name="index 3" w:semiHidden="1" w:unhideWhenUsed="1"/>
+    <w:lsdException w:name="index 4" w:semiHidden="1" w:unhideWhenUsed="1"/>
+    <w:lsdException w:name="index 5" w:semiHidden="1" w:unhideWhenUsed="1"/>
+    <w:lsdException w:name="index 6" w:semiHidden="1" w:unhideWhenUsed="1"/>
+    <w:lsdException w:name="index 7" w:semiHidden="1" w:unhideWhenUsed="1"/>
+    <w:lsdException w:name="index 8" w:semiHidden="1" w:unhideWhenUsed="1"/>
+    <w:lsdException w:name="index 9" w:semiHidden="1" w:unhideWhenUsed="1"/>
+    <w:lsdException w:name="toc 1" w:semiHidden="1" w:uiPriority="39" w:unhideWhenUsed="1"/>
+    <w:lsdException w:name="toc 2" w:semiHidden="1" w:uiPriority="39" w:unhideWhenUsed="1"/>
+    <w:lsdException w:name="toc 3" w:semiHidden="1" w:uiPriority="39" w:unhideWhenUsed="1"/>
+    <w:lsdException w:name="toc 4" w:semiHidden="1" w:uiPriority="39" w:unhideWhenUsed="1"/>
+    <w:lsdException w:name="toc 5" w:semiHidden="1" w:uiPriority="39" w:unhideWhenUsed="1"/>
+    <w:lsdException w:name="toc 6" w:semiHidden="1" w:uiPriority="39" w:unhideWhenUsed="1"/>
+    <w:lsdException w:name="toc 7" w:semiHidden="1" w:uiPriority="39" w:unhideWhenUsed="1"/>
+    <w:lsdException w:name="toc 8" w:semiHidden="1" w:uiPriority="39" w:unhideWhenUsed="1"/>
+    <w:lsdException w:name="toc 9" w:semiHidden="1" w:uiPriority="39" w:unhideWhenUsed="1"/>
+    <w:lsdException w:name="Normal Indent" w:semiHidden="1" w:unhideWhenUsed="1"/>
+    <w:lsdException w:name="footnote text" w:semiHidden="1" w:unhideWhenUsed="1"/>
+    <w:lsdException w:name="annotation text" w:semiHidden="1" w:unhideWhenUsed="1"/>
+    <w:lsdException w:name="header" w:semiHidden="1" w:unhideWhenUsed="1"/>
+    <w:lsdException w:name="footer" w:semiHidden="1" w:unhideWhenUsed="1"/>
+    <w:lsdException w:name="index heading" w:semiHidden="1" w:unhideWhenUsed="1"/>
+    <w:lsdException w:name="caption" w:semiHidden="1" w:uiPriority="35" w:unhideWhenUsed="1" w:qFormat="1"/>
+    <w:lsdException w:name="table of figures" w:semiHidden="1" w:unhideWhenUsed="1"/>
+    <w:lsdException w:name="envelope address" w:semiHidden="1" w:unhideWhenUsed="1"/>
+    <w:lsdException w:name="envelope return" w:semiHidden="1" w:unhideWhenUsed="1"/>
+    <w:lsdException w:name="footnote reference" w:semiHidden="1" w:unhideWhenUsed="1"/>
+    <w:lsdException w:name="annotation reference" w:semiHidden="1" w:unhideWhenUsed="1"/>
+    <w:lsdException w:name="line number" w:semiHidden="1" w:unhideWhenUsed="1"/>
+    <w:lsdException w:name="page number" w:semiHidden="1" w:unhideWhenUsed="1"/>
+    <w:lsdException w:name="endnote reference" w:semiHidden="1" w:unhideWhenUsed="1"/>
+    <w:lsdException w:name="endnote text" w:semiHidden="1" w:unhideWhenUsed="1"/>
+    <w:lsdException w:name="table of authorities" w:semiHidden="1" w:unhideWhenUsed="1"/>
+    <w:lsdException w:name="macro" w:semiHidden="1" w:unhideWhenUsed="1"/>
+    <w:lsdException w:name="toa heading" w:semiHidden="1" w:unhideWhenUsed="1"/>
+    <w:lsdException w:name="List" w:semiHidden="1" w:unhideWhenUsed="1"/>
+    <w:lsdException w:name="List Bullet" w:semiHidden="1" w:unhideWhenUsed="1"/>
+    <w:lsdException w:name="List Number" w:semiHidden="1" w:unhideWhenUsed="1"/>
+    <w:lsdException w:name="List 2" w:semiHidden="1" w:unhideWhenUsed="1"/>
+    <w:lsdException w:name="List 3" w:semiHidden="1" w:unhideWhenUsed="1"/>
+    <w:lsdException w:name="List 4" w:semiHidden="1" w:unhideWhenUsed="1"/>
+    <w:lsdException w:name="List 5" w:semiHidden="1" w:unhideWhenUsed="1"/>
+    <w:lsdException w:name="List Bullet 2" w:semiHidden="1" w:unhideWhenUsed="1"/>
+    <w:lsdException w:name="List Bullet 3" w:semiHidden="1" w:unhideWhenUsed="1"/>
+    <w:lsdException w:name="List Bullet 4" w:semiHidden="1" w:unhideWhenUsed="1"/>
+    <w:lsdException w:name="List Bullet 5" w:semiHidden="1" w:unhideWhenUsed="1"/>
+    <w:lsdException w:name="List Number 2" w:semiHidden="1" w:unhideWhenUsed="1"/>
+    <w:lsdException w:name="List Number 3" w:semiHidden="1" w:unhideWhenUsed="1"/>
+    <w:lsdException w:name="List Number 4" w:semiHidden="1" w:unhideWhenUsed="1"/>
+    <w:lsdException w:name="List Number 5" w:semiHidden="1" w:unhideWhenUsed="1"/>
+    <w:lsdException w:name="Title" w:uiPriority="10" w:qFormat="1"/>
+    <w:lsdException w:name="Closing" w:semiHidden="1" w:unhideWhenUsed="1"/>
+    <w:lsdException w:name="Signature" w:semiHidden="1" w:unhideWhenUsed="1"/>
+    <w:lsdException w:name="Default Paragraph Font" w:semiHidden="1" w:uiPriority="1" w:unhideWhenUsed="1"/>
+    <w:lsdException w:name="Body Text" w:semiHidden="1" w:unhideWhenUsed="1"/>
+    <w:lsdException w:name="Body Text Indent" w:semiHidden="1" w:unhideWhenUsed="1"/>
+    <w:lsdException w:name="List Continue" w:semiHidden="1" w:unhideWhenUsed="1"/>
+    <w:lsdException w:name="List Continue 2" w:semiHidden="1" w:unhideWhenUsed="1"/>
+    <w:lsdException w:name="List Continue 3" w:semiHidden="1" w:unhideWhenUsed="1"/>
+    <w:lsdException w:name="List Continue 4" w:semiHidden="1" w:unhideWhenUsed="1"/>
+    <w:lsdException w:name="List Continue 5" w:semiHidden="1" w:unhideWhenUsed="1"/>
+    <w:lsdException w:name="Message Header" w:semiHidden="1" w:unhideWhenUsed="1"/>
+    <w:lsdException w:name="Subtitle" w:uiPriority="11" w:qFormat="1"/>
+    <w:lsdException w:name="Salutation" w:semiHidden="1" w:unhideWhenUsed="1"/>
+    <w:lsdException w:name="Date" w:semiHidden="1" w:unhideWhenUsed="1"/>
+    <w:lsdException w:name="Body Text First Indent" w:semiHidden="1" w:unhideWhenUsed="1"/>
+    <w:lsdException w:name="Body Text First Indent 2" w:semiHidden="1" w:unhideWhenUsed="1"/>
+    <w:lsdException w:name="Note Heading" w:semiHidden="1" w:unhideWhenUsed="1"/>
+    <w:lsdException w:name="Body Text 2" w:semiHidden="1" w:unhideWhenUsed="1"/>
+    <w:lsdException w:name="Body Text 3" w:semiHidden="1" w:unhideWhenUsed="1"/>
+    <w:lsdException w:name="Body Text Indent 2" w:semiHidden="1" w:unhideWhenUsed="1"/>
+    <w:lsdException w:name="Body Text Indent 3" w:semiHidden="1" w:unhideWhenUsed="1"/>
+    <w:lsdException w:name="Block Text" w:semiHidden="1" w:unhideWhenUsed="1"/>
+    <w:lsdException w:name="Hyperlink" w:semiHidden="1" w:unhideWhenUsed="1"/>
+    <w:lsdException w:name="FollowedHyperlink" w:semiHidden="1" w:unhideWhenUsed="1"/>
+    <w:lsdException w:name="Strong" w:uiPriority="22" w:qFormat="1"/>
+    <w:lsdException w:name="Emphasis" w:uiPriority="20" w:qFormat="1"/>
+    <w:lsdException w:name="Document Map" w:semiHidden="1" w:unhideWhenUsed="1"/>
+    <w:lsdException w:name="Plain Text" w:semiHidden="1" w:unhideWhenUsed="1"/>
+    <w:lsdException w:name="E-mail Signature" w:semiHidden="1" w:unhideWhenUsed="1"/>
+    <w:lsdException w:name="HTML Top of Form" w:semiHidden="1" w:unhideWhenUsed="1"/>
+    <w:lsdException w:name="HTML Bottom of Form" w:semiHidden="1" w:unhideWhenUsed="1"/>
+    <w:lsdException w:name="Normal (Web)" w:semiHidden="1" w:unhideWhenUsed="1"/>
+    <w:lsdException w:name="HTML Acronym" w:semiHidden="1" w:unhideWhenUsed="1"/>
+    <w:lsdException w:name="HTML Address" w:semiHidden="1" w:unhideWhenUsed="1"/>
+    <w:lsdException w:name="HTML Cite" w:semiHidden="1" w:unhideWhenUsed="1"/>
+    <w:lsdException w:name="HTML Code" w:semiHidden="1" w:unhideWhenUsed="1"/>
+    <w:lsdException w:name="HTML Definition" w:semiHidden="1" w:unhideWhenUsed="1"/>
+    <w:lsdException w:name="HTML Keyboard" w:semiHidden="1" w:unhideWhenUsed="1"/>
+    <w:lsdException w:name="HTML Preformatted" w:semiHidden="1" w:unhideWhenUsed="1"/>
+    <w:lsdException w:name="HTML Sample" w:semiHidden="1" w:unhideWhenUsed="1"/>
+    <w:lsdException w:name="HTML Typewriter" w:semiHidden="1" w:unhideWhenUsed="1"/>
+    <w:lsdException w:name="HTML Variable" w:semiHidden="1" w:unhideWhenUsed="1"/>
+    <w:lsdException w:name="Normal Table" w:semiHidden="1" w:unhideWhenUsed="1"/>
+    <w:lsdException w:name="annotation subject" w:semiHidden="1" w:unhideWhenUsed="1"/>
+    <w:lsdException w:name="No List" w:semiHidden="1" w:unhideWhenUsed="1"/>
+    <w:lsdException w:name="Outline List 1" w:semiHidden="1" w:unhideWhenUsed="1"/>
+    <w:lsdException w:name="Outline List 2" w:semiHidden="1" w:unhideWhenUsed="1"/>
+    <w:lsdException w:name="Outline List 3" w:semiHidden="1" w:unhideWhenUsed="1"/>
+    <w:lsdException w:name="Table Simple 1" w:semiHidden="1" w:unhideWhenUsed="1"/>
+    <w:lsdException w:name="Table Simple 2" w:semiHidden="1" w:unhideWhenUsed="1"/>
+    <w:lsdException w:name="Table Simple 3" w:semiHidden="1" w:unhideWhenUsed="1"/>
+    <w:lsdException w:name="Table Classic 1" w:semiHidden="1" w:unhideWhenUsed="1"/>
+    <w:lsdException w:name="Table Classic 2" w:semiHidden="1" w:unhideWhenUsed="1"/>
+    <w:lsdException w:name="Table Classic 3" w:semiHidden="1" w:unhideWhenUsed="1"/>
+    <w:lsdException w:name="Table Classic 4" w:semiHidden="1" w:unhideWhenUsed="1"/>
+    <w:lsdException w:name="Table Colorful 1" w:semiHidden="1" w:unhideWhenUsed="1"/>
+    <w:lsdException w:name="Table Colorful 2" w:semiHidden="1" w:unhideWhenUsed="1"/>
+    <w:lsdException w:name="Table Colorful 3" w:semiHidden="1" w:unhideWhenUsed="1"/>
+    <w:lsdException w:name="Table Columns 1" w:semiHidden="1" w:unhideWhenUsed="1"/>
+    <w:lsdException w:name="Table Columns 2" w:semiHidden="1" w:unhideWhenUsed="1"/>
+    <w:lsdException w:name="Table Columns 3" w:semiHidden="1" w:unhideWhenUsed="1"/>
+    <w:lsdException w:name="Table Columns 4" w:semiHidden="1" w:unhideWhenUsed="1"/>
+    <w:lsdException w:name="Table Columns 5" w:semiHidden="1" w:unhideWhenUsed="1"/>
+    <w:lsdException w:name="Table Grid 1" w:semiHidden="1" w:unhideWhenUsed="1"/>
+    <w:lsdException w:name="Table Grid 2" w:semiHidden="1" w:unhideWhenUsed="1"/>
+    <w:lsdException w:name="Table Grid 3" w:semiHidden="1" w:unhideWhenUsed="1"/>
+    <w:lsdException w:name="Table Grid 4" w:semiHidden="1" w:unhideWhenUsed="1"/>
+    <w:lsdException w:name="Table Grid 5" w:semiHidden="1" w:unhideWhenUsed="1"/>
+    <w:lsdException w:name="Table Grid 6" w:semiHidden="1" w:unhideWhenUsed="1"/>
+    <w:lsdException w:name="Table Grid 7" w:semiHidden="1" w:unhideWhenUsed="1"/>
+    <w:lsdException w:name="Table Grid 8" w:semiHidden="1" w:unhideWhenUsed="1"/>
+    <w:lsdException w:name="Table List 1" w:semiHidden="1" w:unhideWhenUsed="1"/>
+    <w:lsdException w:name="Table List 2" w:semiHidden="1" w:unhideWhenUsed="1"/>
+    <w:lsdException w:name="Table List 3" w:semiHidden="1" w:unhideWhenUsed="1"/>
+    <w:lsdException w:name="Table List 4" w:semiHidden="1" w:unhideWhenUsed="1"/>
+    <w:lsdException w:name="Table List 5" w:semiHidden="1" w:unhideWhenUsed="1"/>
+    <w:lsdException w:name="Table List 6" w:semiHidden="1" w:unhideWhenUsed="1"/>
+    <w:lsdException w:name="Table List 7" w:semiHidden="1" w:unhideWhenUsed="1"/>
+    <w:lsdException w:name="Table List 8" w:semiHidden="1" w:unhideWhenUsed="1"/>
+    <w:lsdException w:name="Table 3D effects 1" w:semiHidden="1" w:unhideWhenUsed="1"/>
+    <w:lsdException w:name="Table 3D effects 2" w:semiHidden="1" w:unhideWhenUsed="1"/>
+    <w:lsdException w:name="Table 3D effects 3" w:semiHidden="1" w:unhideWhenUsed="1"/>
+    <w:lsdException w:name="Table Contemporary" w:semiHidden="1" w:unhideWhenUsed="1"/>
+    <w:lsdException w:name="Table Elegant" w:semiHidden="1" w:unhideWhenUsed="1"/>
+    <w:lsdException w:name="Table Professional" w:semiHidden="1" w:unhideWhenUsed="1"/>
+    <w:lsdException w:name="Table Subtle 1" w:semiHidden="1" w:unhideWhenUsed="1"/>
+    <w:lsdException w:name="Table Subtle 2" w:semiHidden="1" w:unhideWhenUsed="1"/>
+    <w:lsdException w:name="Table Web 1" w:semiHidden="1" w:unhideWhenUsed="1"/>
+    <w:lsdException w:name="Table Web 2" w:semiHidden="1" w:unhideWhenUsed="1"/>
+    <w:lsdException w:name="Table Web 3" w:semiHidden="1" w:unhideWhenUsed="1"/>
+    <w:lsdException w:name="Balloon Text" w:semiHidden="1" w:unhideWhenUsed="1"/>
+    <w:lsdException w:name="Table Grid" w:uiPriority="39"/>
+    <w:lsdException w:name="Table Theme" w:semiHidden="1" w:unhideWhenUsed="1"/>
+    <w:lsdException w:name="Placeholder Text" w:semiHidden="1"/>
+    <w:lsdException w:name="No Spacing" w:uiPriority="1" w:qFormat="1"/>
+    <w:lsdException w:name="Light Shading" w:uiPriority="60"/>
+    <w:lsdException w:name="Light List" w:uiPriority="61"/>
+    <w:lsdException w:name="Light Grid" w:uiPriority="62"/>
+    <w:lsdException w:name="Medium Shading 1" w:uiPriority="63"/>
+    <w:lsdException w:name="Medium Shading 2" w:uiPriority="64"/>
+    <w:lsdException w:name="Medium List 1" w:uiPriority="65"/>
+    <w:lsdException w:name="Medium List 2" w:uiPriority="66"/>
+    <w:lsdException w:name="Medium Grid 1" w:uiPriority="67"/>
+    <w:lsdException w:name="Medium Grid 2" w:uiPriority="68"/>
+    <w:lsdException w:name="Medium Grid 3" w:uiPriority="69"/>
+    <w:lsdException w:name="Dark List" w:uiPriority="70"/>
+    <w:lsdException w:name="Colorful Shading" w:uiPriority="71"/>
+    <w:lsdException w:name="Colorful List" w:uiPriority="72"/>
+    <w:lsdException w:name="Colorful Grid" w:uiPriority="73"/>
+    <w:lsdException w:name="Light Shading Accent 1" w:uiPriority="60"/>
+    <w:lsdException w:name="Light List Accent 1" w:uiPriority="61"/>
+    <w:lsdException w:name="Light Grid Accent 1" w:uiPriority="62"/>
+    <w:lsdException w:name="Medium Shading 1 Accent 1" w:uiPriority="63"/>
+    <w:lsdException w:name="Medium Shading 2 Accent 1" w:uiPriority="64"/>
+    <w:lsdException w:name="Medium List 1 Accent 1" w:uiPriority="65"/>
+    <w:lsdException w:name="Revision" w:semiHidden="1"/>
+    <w:lsdException w:name="List Paragraph" w:uiPriority="34" w:qFormat="1"/>
+    <w:lsdException w:name="Quote" w:uiPriority="29" w:qFormat="1"/>
+    <w:lsdException w:name="Intense Quote" w:uiPriority="30" w:qFormat="1"/>
+    <w:lsdException w:name="Medium List 2 Accent 1" w:uiPriority="66"/>
+    <w:lsdException w:name="Medium Grid 1 Accent 1" w:uiPriority="67"/>
+    <w:lsdException w:name="Medium Grid 2 Accent 1" w:uiPriority="68"/>
+    <w:lsdException w:name="Medium Grid 3 Accent 1" w:uiPriority="69"/>
+    <w:lsdException w:name="Dark List Accent 1" w:uiPriority="70"/>
+    <w:lsdException w:name="Colorful Shading Accent 1" w:uiPriority="71"/>
+    <w:lsdException w:name="Colorful List Accent 1" w:uiPriority="72"/>
+    <w:lsdException w:name="Colorful Grid Accent 1" w:uiPriority="73"/>
+    <w:lsdException w:name="Light Shading Accent 2" w:uiPriority="60"/>
+    <w:lsdException w:name="Light List Accent 2" w:uiPriority="61"/>
+    <w:lsdException w:name="Light Grid Accent 2" w:uiPriority="62"/>
+    <w:lsdException w:name="Medium Shading 1 Accent 2" w:uiPriority="63"/>
+    <w:lsdException w:name="Medium Shading 2 Accent 2" w:uiPriority="64"/>
+    <w:lsdException w:name="Medium List 1 Accent 2" w:uiPriority="65"/>
+    <w:lsdException w:name="Medium List 2 Accent 2" w:uiPriority="66"/>
+    <w:lsdException w:name="Medium Grid 1 Accent 2" w:uiPriority="67"/>
+    <w:lsdException w:name="Medium Grid 2 Accent 2" w:uiPriority="68"/>
+    <w:lsdException w:name="Medium Grid 3 Accent 2" w:uiPriority="69"/>
+    <w:lsdException w:name="Dark List Accent 2" w:uiPriority="70"/>
+    <w:lsdException w:name="Colorful Shading Accent 2" w:uiPriority="71"/>
+    <w:lsdException w:name="Colorful List Accent 2" w:uiPriority="72"/>
+    <w:lsdException w:name="Colorful Grid Accent 2" w:uiPriority="73"/>
+    <w:lsdException w:name="Light Shading Accent 3" w:uiPriority="60"/>
+    <w:lsdException w:name="Light List Accent 3" w:uiPriority="61"/>
+    <w:lsdException w:name="Light Grid Accent 3" w:uiPriority="62"/>
+    <w:lsdException w:name="Medium Shading 1 Accent 3" w:uiPriority="63"/>
+    <w:lsdException w:name="Medium Shading 2 Accent 3" w:uiPriority="64"/>
+    <w:lsdException w:name="Medium List 1 Accent 3" w:uiPriority="65"/>
+    <w:lsdException w:name="Medium List 2 Accent 3" w:uiPriority="66"/>
+    <w:lsdException w:name="Medium Grid 1 Accent 3" w:uiPriority="67"/>
+    <w:lsdException w:name="Medium Grid 2 Accent 3" w:uiPriority="68"/>
+    <w:lsdException w:name="Medium Grid 3 Accent 3" w:uiPriority="69"/>
+    <w:lsdException w:name="Dark List Accent 3" w:uiPriority="70"/>
+    <w:lsdException w:name="Colorful Shading Accent 3" w:uiPriority="71"/>
+    <w:lsdException w:name="Colorful List Accent 3" w:uiPriority="72"/>
+    <w:lsdException w:name="Colorful Grid Accent 3" w:uiPriority="73"/>
+    <w:lsdException w:name="Light Shading Accent 4" w:uiPriority="60"/>
+    <w:lsdException w:name="Light List Accent 4" w:uiPriority="61"/>
+    <w:lsdException w:name="Light Grid Accent 4" w:uiPriority="62"/>
+    <w:lsdException w:name="Medium Shading 1 Accent 4" w:uiPriority="63"/>
+    <w:lsdException w:name="Medium Shading 2 Accent 4" w:uiPriority="64"/>
+    <w:lsdException w:name="Medium List 1 Accent 4" w:uiPriority="65"/>
+    <w:lsdException w:name="Medium List 2 Accent 4" w:uiPriority="66"/>
+    <w:lsdException w:name="Medium Grid 1 Accent 4" w:uiPriority="67"/>
+    <w:lsdException w:name="Medium Grid 2 Accent 4" w:uiPriority="68"/>
+    <w:lsdException w:name="Medium Grid 3 Accent 4" w:uiPriority="69"/>
+    <w:lsdException w:name="Dark List Accent 4" w:uiPriority="70"/>
+    <w:lsdException w:name="Colorful Shading Accent 4" w:uiPriority="71"/>
+    <w:lsdException w:name="Colorful List Accent 4" w:uiPriority="72"/>
+    <w:lsdException w:name="Colorful Grid Accent 4" w:uiPriority="73"/>
+    <w:lsdException w:name="Light Shading Accent 5" w:uiPriority="60"/>
+    <w:lsdException w:name="Light List Accent 5" w:uiPriority="61"/>
+    <w:lsdException w:name="Light Grid Accent 5" w:uiPriority="62"/>
+    <w:lsdException w:name="Medium Shading 1 Accent 5" w:uiPriority="63"/>
+    <w:lsdException w:name="Medium Shading 2 Accent 5" w:uiPriority="64"/>
+    <w:lsdException w:name="Medium List 1 Accent 5" w:uiPriority="65"/>
+    <w:lsdException w:name="Medium List 2 Accent 5" w:uiPriority="66"/>
+    <w:lsdException w:name="Medium Grid 1 Accent 5" w:uiPriority="67"/>
+    <w:lsdException w:name="Medium Grid 2 Accent 5" w:uiPriority="68"/>
+    <w:lsdException w:name="Medium Grid 3 Accent 5" w:uiPriority="69"/>
+    <w:lsdException w:name="Dark List Accent 5" w:uiPriority="70"/>
+    <w:lsdException w:name="Colorful Shading Accent 5" w:uiPriority="71"/>
+    <w:lsdException w:name="Colorful List Accent 5" w:uiPriority="72"/>
+    <w:lsdException w:name="Colorful Grid Accent 5" w:uiPriority="73"/>
+    <w:lsdException w:name="Light Shading Accent 6" w:uiPriority="60"/>
+    <w:lsdException w:name="Light List Accent 6" w:uiPriority="61"/>
+    <w:lsdException w:name="Light Grid Accent 6" w:uiPriority="62"/>
+    <w:lsdException w:name="Medium Shading 1 Accent 6" w:uiPriority="63"/>
+    <w:lsdException w:name="Medium Shading 2 Accent 6" w:uiPriority="64"/>
+    <w:lsdException w:name="Medium List 1 Accent 6" w:uiPriority="65"/>
+    <w:lsdException w:name="Medium List 2 Accent 6" w:uiPriority="66"/>
+    <w:lsdException w:name="Medium Grid 1 Accent 6" w:uiPriority="67"/>
+    <w:lsdException w:name="Medium Grid 2 Accent 6" w:uiPriority="68"/>
+    <w:lsdException w:name="Medium Grid 3 Accent 6" w:uiPriority="69"/>
+    <w:lsdException w:name="Dark List Accent 6" w:uiPriority="70"/>
+    <w:lsdException w:name="Colorful Shading Accent 6" w:uiPriority="71"/>
+    <w:lsdException w:name="Colorful List Accent 6" w:uiPriority="72"/>
+    <w:lsdException w:name="Colorful Grid Accent 6" w:uiPriority="73"/>
+    <w:lsdException w:name="Subtle Emphasis" w:uiPriority="19" w:qFormat="1"/>
+    <w:lsdException w:name="Intense Emphasis" w:uiPriority="21" w:qFormat="1"/>
+    <w:lsdException w:name="Subtle Reference" w:uiPriority="31" w:qFormat="1"/>
+    <w:lsdException w:name="Intense Reference" w:uiPriority="32" w:qFormat="1"/>
+    <w:lsdException w:name="Book Title" w:uiPriority="33" w:qFormat="1"/>
+    <w:lsdException w:name="Bibliography" w:semiHidden="1" w:uiPriority="37" w:unhideWhenUsed="1"/>
+    <w:lsdException w:name="TOC Heading" w:semiHidden="1" w:uiPriority="39" w:unhideWhenUsed="1" w:qFormat="1"/>
+    <w:lsdException w:name="Plain Table 1" w:uiPriority="41"/>
+    <w:lsdException w:name="Plain Table 2" w:uiPriority="42"/>
+    <w:lsdException w:name="Plain Table 3" w:uiPriority="43"/>
+    <w:lsdException w:name="Plain Table 4" w:uiPriority="44"/>
+    <w:lsdException w:name="Plain Table 5" w:uiPriority="45"/>
+    <w:lsdException w:name="Grid Table Light" w:uiPriority="40"/>
+    <w:lsdException w:name="Grid Table 1 Light" w:uiPriority="46"/>
+    <w:lsdException w:name="Grid Table 2" w:uiPriority="47"/>
+    <w:lsdException w:name="Grid Table 3" w:uiPriority="48"/>
+    <w:lsdException w:name="Grid Table 4" w:uiPriority="49"/>
+    <w:lsdException w:name="Grid Table 5 Dark" w:uiPriority="50"/>
+    <w:lsdException w:name="Grid Table 6 Colorful" w:uiPriority="51"/>
+    <w:lsdException w:name="Grid Table 7 Colorful" w:uiPriority="52"/>
+    <w:lsdException w:name="Grid Table 1 Light Accent 1" w:uiPriority="46"/>
+    <w:lsdException w:name="Grid Table 2 Accent 1" w:uiPriority="47"/>
+    <w:lsdException w:name="Grid Table 3 Accent 1" w:uiPriority="48"/>
+    <w:lsdException w:name="Grid Table 4 Accent 1" w:uiPriority="49"/>
+    <w:lsdException w:name="Grid Table 5 Dark Accent 1" w:uiPriority="50"/>
+    <w:lsdException w:name="Grid Table 6 Colorful Accent 1" w:uiPriority="51"/>
+    <w:lsdException w:name="Grid Table 7 Colorful Accent 1" w:uiPriority="52"/>
+    <w:lsdException w:name="Grid Table 1 Light Accent 2" w:uiPriority="46"/>
+    <w:lsdException w:name="Grid Table 2 Accent 2" w:uiPriority="47"/>
+    <w:lsdException w:name="Grid Table 3 Accent 2" w:uiPriority="48"/>
+    <w:lsdException w:name="Grid Table 4 Accent 2" w:uiPriority="49"/>
+    <w:lsdException w:name="Grid Table 5 Dark Accent 2" w:uiPriority="50"/>
+    <w:lsdException w:name="Grid Table 6 Colorful Accent 2" w:uiPriority="51"/>
+    <w:lsdException w:name="Grid Table 7 Colorful Accent 2" w:uiPriority="52"/>
+    <w:lsdException w:name="Grid Table 1 Light Accent 3" w:uiPriority="46"/>
+    <w:lsdException w:name="Grid Table 2 Accent 3" w:uiPriority="47"/>
+    <w:lsdException w:name="Grid Table 3 Accent 3" w:uiPriority="48"/>
+    <w:lsdException w:name="Grid Table 4 Accent 3" w:uiPriority="49"/>
+    <w:lsdException w:name="Grid Table 5 Dark Accent 3" w:uiPriority="50"/>
+    <w:lsdException w:name="Grid Table 6 Colorful Accent 3" w:uiPriority="51"/>
+    <w:lsdException w:name="Grid Table 7 Colorful Accent 3" w:uiPriority="52"/>
+    <w:lsdException w:name="Grid Table 1 Light Accent 4" w:uiPriority="46"/>
+    <w:lsdException w:name="Grid Table 2 Accent 4" w:uiPriority="47"/>
+    <w:lsdException w:name="Grid Table 3 Accent 4" w:uiPriority="48"/>
+    <w:lsdException w:name="Grid Table 4 Accent 4" w:uiPriority="49"/>
+    <w:lsdException w:name="Grid Table 5 Dark Accent 4" w:uiPriority="50"/>
+    <w:lsdException w:name="Grid Table 6 Colorful Accent 4" w:uiPriority="51"/>
+    <w:lsdException w:name="Grid Table 7 Colorful Accent 4" w:uiPriority="52"/>
+    <w:lsdException w:name="Grid Table 1 Light Accent 5" w:uiPriority="46"/>
+    <w:lsdException w:name="Grid Table 2 Accent 5" w:uiPriority="47"/>
+    <w:lsdException w:name="Grid Table 3 Accent 5" w:uiPriority="48"/>
+    <w:lsdException w:name="Grid Table 4 Accent 5" w:uiPriority="49"/>
+    <w:lsdException w:name="Grid Table 5 Dark Accent 5" w:uiPriority="50"/>
+    <w:lsdException w:name="Grid Table 6 Colorful Accent 5" w:uiPriority="51"/>
+    <w:lsdException w:name="Grid Table 7 Colorful Accent 5" w:uiPriority="52"/>
+    <w:lsdException w:name="Grid Table 1 Light Accent 6" w:uiPriority="46"/>
+    <w:lsdException w:name="Grid Table 2 Accent 6" w:uiPriority="47"/>
+    <w:lsdException w:name="Grid Table 3 Accent 6" w:uiPriority="48"/>
+    <w:lsdException w:name="Grid Table 4 Accent 6" w:uiPriority="49"/>
+    <w:lsdException w:name="Grid Table 5 Dark Accent 6" w:uiPriority="50"/>
+    <w:lsdException w:name="Grid Table 6 Colorful Accent 6" w:uiPriority="51"/>
+    <w:lsdException w:name="Grid Table 7 Colorful Accent 6" w:uiPriority="52"/>
+    <w:lsdException w:name="List Table 1 Light" w:uiPriority="46"/>
+    <w:lsdException w:name="List Table 2" w:uiPriority="47"/>
+    <w:lsdException w:name="List Table 3" w:uiPriority="48"/>
+    <w:lsdException w:name="List Table 4" w:uiPriority="49"/>
+    <w:lsdException w:name="List Table 5 Dark" w:uiPriority="50"/>
+    <w:lsdException w:name="List Table 6 Colorful" w:uiPriority="51"/>
+    <w:lsdException w:name="List Table 7 Colorful" w:uiPriority="52"/>
+    <w:lsdException w:name="List Table 1 Light Accent 1" w:uiPriority="46"/>
+    <w:lsdException w:name="List Table 2 Accent 1" w:uiPriority="47"/>
+    <w:lsdException w:name="List Table 3 Accent 1" w:uiPriority="48"/>
+    <w:lsdException w:name="List Table 4 Accent 1" w:uiPriority="49"/>
+    <w:lsdException w:name="List Table 5 Dark Accent 1" w:uiPriority="50"/>
+    <w:lsdException w:name="List Table 6 Colorful Accent 1" w:uiPriority="51"/>
+    <w:lsdException w:name="List Table 7 Colorful Accent 1" w:uiPriority="52"/>
+    <w:lsdException w:name="List Table 1 Light Accent 2" w:uiPriority="46"/>
+    <w:lsdException w:name="List Table 2 Accent 2" w:uiPriority="47"/>
+    <w:lsdException w:name="List Table 3 Accent 2" w:uiPriority="48"/>
+    <w:lsdException w:name="List Table 4 Accent 2" w:uiPriority="49"/>
+    <w:lsdException w:name="List Table 5 Dark Accent 2" w:uiPriority="50"/>
+    <w:lsdException w:name="List Table 6 Colorful Accent 2" w:uiPriority="51"/>
+    <w:lsdException w:name="List Table 7 Colorful Accent 2" w:uiPriority="52"/>
+    <w:lsdException w:name="List Table 1 Light Accent 3" w:uiPriority="46"/>
+    <w:lsdException w:name="List Table 2 Accent 3" w:uiPriority="47"/>
+    <w:lsdException w:name="List Table 3 Accent 3" w:uiPriority="48"/>
+    <w:lsdException w:name="List Table 4 Accent 3" w:uiPriority="49"/>
+    <w:lsdException w:name="List Table 5 Dark Accent 3" w:uiPriority="50"/>
+    <w:lsdException w:name="List Table 6 Colorful Accent 3" w:uiPriority="51"/>
+    <w:lsdException w:name="List Table 7 Colorful Accent 3" w:uiPriority="52"/>
+    <w:lsdException w:name="List Table 1 Light Accent 4" w:uiPriority="46"/>
+    <w:lsdException w:name="List Table 2 Accent 4" w:uiPriority="47"/>
+    <w:lsdException w:name="List Table 3 Accent 4" w:uiPriority="48"/>
+    <w:lsdException w:name="List Table 4 Accent 4" w:uiPriority="49"/>
+    <w:lsdException w:name="List Table 5 Dark Accent 4" w:uiPriority="50"/>
+    <w:lsdException w:name="List Table 6 Colorful Accent 4" w:uiPriority="51"/>
+    <w:lsdException w:name="List Table 7 Colorful Accent 4" w:uiPriority="52"/>
+    <w:lsdException w:name="List Table 1 Light Accent 5" w:uiPriority="46"/>
+    <w:lsdException w:name="List Table 2 Accent 5" w:uiPriority="47"/>
+    <w:lsdException w:name="List Table 3 Accent 5" w:uiPriority="48"/>
+    <w:lsdException w:name="List Table 4 Accent 5" w:uiPriority="49"/>
+    <w:lsdException w:name="List Table 5 Dark Accent 5" w:uiPriority="50"/>
+    <w:lsdException w:name="List Table 6 Colorful Accent 5" w:uiPriority="51"/>
+    <w:lsdException w:name="List Table 7 Colorful Accent 5" w:uiPriority="52"/>
+    <w:lsdException w:name="List Table 1 Light Accent 6" w:uiPriority="46"/>
+    <w:lsdException w:name="List Table 2 Accent 6" w:uiPriority="47"/>
+    <w:lsdException w:name="List Table 3 Accent 6" w:uiPriority="48"/>
+    <w:lsdException w:name="List Table 4 Accent 6" w:uiPriority="49"/>
+    <w:lsdException w:name="List Table 5 Dark Accent 6" w:uiPriority="50"/>
+    <w:lsdException w:name="List Table 6 Colorful Accent 6" w:uiPriority="51"/>
+    <w:lsdException w:name="List Table 7 Colorful Accent 6" w:uiPriority="52"/>
+    <w:lsdException w:name="Mention" w:semiHidden="1" w:unhideWhenUsed="1"/>
+    <w:lsdException w:name="Smart Hyperlink" w:semiHidden="1" w:unhideWhenUsed="1"/>
+    <w:lsdException w:name="Hashtag" w:semiHidden="1" w:unhideWhenUsed="1"/>
+    <w:lsdException w:name="Unresolved Mention" w:semiHidden="1" w:unhideWhenUsed="1"/>
+    <w:lsdException w:name="Smart Link" w:semiHidden="1" w:unhideWhenUsed="1"/>
+  </w:latentStyles>
+  <w:style w:type="paragraph" w:default="1" w:styleId="Normal">
+    <w:name w:val="Normal"/>
     <w:qFormat/>
-    <w:rPr>
-      <w:sz w:val="56"/>
-      <w:szCs w:val="56"/>
-    </w:rPr>
   </w:style>
   <w:style w:type="paragraph" w:styleId="Heading1">
-    <w:name w:val="Heading 1"/>
-    <w:basedOn w:val="Normal"/>
-    <w:next w:val="Normal"/>
+    <w:name w:val="heading 1"/>
+    <w:uiPriority w:val="9"/>
     <w:qFormat/>
+    <w:pPr>
+      <w:outlineLvl w:val="0"/>
+    </w:pPr>
     <w:rPr>
       <w:color w:val="2E74B5"/>
       <w:sz w:val="32"/>
@@ -1704,10 +2085,13 @@
     </w:rPr>
   </w:style>
   <w:style w:type="paragraph" w:styleId="Heading2">
-    <w:name w:val="Heading 2"/>
-    <w:basedOn w:val="Normal"/>
-    <w:next w:val="Normal"/>
+    <w:name w:val="heading 2"/>
+    <w:uiPriority w:val="9"/>
+    <w:unhideWhenUsed/>
     <w:qFormat/>
+    <w:pPr>
+      <w:outlineLvl w:val="1"/>
+    </w:pPr>
     <w:rPr>
       <w:color w:val="2E74B5"/>
       <w:sz w:val="26"/>
@@ -1715,10 +2099,14 @@
     </w:rPr>
   </w:style>
   <w:style w:type="paragraph" w:styleId="Heading3">
-    <w:name w:val="Heading 3"/>
-    <w:basedOn w:val="Normal"/>
-    <w:next w:val="Normal"/>
+    <w:name w:val="heading 3"/>
+    <w:uiPriority w:val="9"/>
+    <w:semiHidden/>
+    <w:unhideWhenUsed/>
     <w:qFormat/>
+    <w:pPr>
+      <w:outlineLvl w:val="2"/>
+    </w:pPr>
     <w:rPr>
       <w:color w:val="1F4D78"/>
       <w:sz w:val="24"/>
@@ -1726,10 +2114,14 @@
     </w:rPr>
   </w:style>
   <w:style w:type="paragraph" w:styleId="Heading4">
-    <w:name w:val="Heading 4"/>
-    <w:basedOn w:val="Normal"/>
-    <w:next w:val="Normal"/>
+    <w:name w:val="heading 4"/>
+    <w:uiPriority w:val="9"/>
+    <w:semiHidden/>
+    <w:unhideWhenUsed/>
     <w:qFormat/>
+    <w:pPr>
+      <w:outlineLvl w:val="3"/>
+    </w:pPr>
     <w:rPr>
       <w:i/>
       <w:iCs/>
@@ -1737,27 +2129,69 @@
     </w:rPr>
   </w:style>
   <w:style w:type="paragraph" w:styleId="Heading5">
-    <w:name w:val="Heading 5"/>
-    <w:basedOn w:val="Normal"/>
-    <w:next w:val="Normal"/>
+    <w:name w:val="heading 5"/>
+    <w:uiPriority w:val="9"/>
+    <w:semiHidden/>
+    <w:unhideWhenUsed/>
     <w:qFormat/>
+    <w:pPr>
+      <w:outlineLvl w:val="4"/>
+    </w:pPr>
     <w:rPr>
       <w:color w:val="2E74B5"/>
     </w:rPr>
   </w:style>
   <w:style w:type="paragraph" w:styleId="Heading6">
-    <w:name w:val="Heading 6"/>
-    <w:basedOn w:val="Normal"/>
-    <w:next w:val="Normal"/>
+    <w:name w:val="heading 6"/>
+    <w:uiPriority w:val="9"/>
+    <w:semiHidden/>
+    <w:unhideWhenUsed/>
     <w:qFormat/>
+    <w:pPr>
+      <w:outlineLvl w:val="5"/>
+    </w:pPr>
     <w:rPr>
       <w:color w:val="1F4D78"/>
     </w:rPr>
   </w:style>
-  <w:style w:type="paragraph" w:styleId="Strong">
-    <w:name w:val="Strong"/>
-    <w:basedOn w:val="Normal"/>
-    <w:next w:val="Normal"/>
+  <w:style w:type="character" w:default="1" w:styleId="DefaultParagraphFont">
+    <w:name w:val="Default Paragraph Font"/>
+    <w:uiPriority w:val="1"/>
+    <w:semiHidden/>
+    <w:unhideWhenUsed/>
+  </w:style>
+  <w:style w:type="table" w:default="1" w:styleId="TableNormal">
+    <w:name w:val="Normal Table"/>
+    <w:uiPriority w:val="99"/>
+    <w:semiHidden/>
+    <w:unhideWhenUsed/>
+    <w:tblPr>
+      <w:tblInd w:w="0" w:type="dxa"/>
+      <w:tblCellMar>
+        <w:top w:w="0" w:type="dxa"/>
+        <w:left w:w="108" w:type="dxa"/>
+        <w:bottom w:w="0" w:type="dxa"/>
+        <w:right w:w="108" w:type="dxa"/>
+      </w:tblCellMar>
+    </w:tblPr>
+  </w:style>
+  <w:style w:type="numbering" w:default="1" w:styleId="NoList">
+    <w:name w:val="No List"/>
+    <w:uiPriority w:val="99"/>
+    <w:semiHidden/>
+    <w:unhideWhenUsed/>
+  </w:style>
+  <w:style w:type="paragraph" w:styleId="Title">
+    <w:name w:val="Title"/>
+    <w:uiPriority w:val="10"/>
+    <w:qFormat/>
+    <w:rPr>
+      <w:sz w:val="56"/>
+      <w:szCs w:val="56"/>
+    </w:rPr>
+  </w:style>
+  <w:style w:type="paragraph" w:customStyle="1" w:styleId="Strong1">
+    <w:name w:val="Strong1"/>
     <w:qFormat/>
     <w:rPr>
       <w:b/>
@@ -1766,12 +2200,10 @@
   </w:style>
   <w:style w:type="paragraph" w:styleId="ListParagraph">
     <w:name w:val="List Paragraph"/>
-    <w:basedOn w:val="Normal"/>
     <w:qFormat/>
   </w:style>
   <w:style w:type="character" w:styleId="Hyperlink">
     <w:name w:val="Hyperlink"/>
-    <w:basedOn w:val="DefaultParagraphFont"/>
     <w:uiPriority w:val="99"/>
     <w:unhideWhenUsed/>
     <w:rPr>
@@ -1781,7 +2213,6 @@
   </w:style>
   <w:style w:type="character" w:styleId="FootnoteReference">
     <w:name w:val="footnote reference"/>
-    <w:basedOn w:val="DefaultParagraphFont"/>
     <w:uiPriority w:val="99"/>
     <w:semiHidden/>
     <w:unhideWhenUsed/>
@@ -1791,22 +2222,13 @@
   </w:style>
   <w:style w:type="paragraph" w:styleId="FootnoteText">
     <w:name w:val="footnote text"/>
-    <w:basedOn w:val="Normal"/>
     <w:link w:val="FootnoteTextChar"/>
     <w:uiPriority w:val="99"/>
     <w:semiHidden/>
     <w:unhideWhenUsed/>
-    <w:pPr>
-      <w:spacing w:after="0" w:line="240" w:lineRule="auto"/>
-    </w:pPr>
-    <w:rPr>
-      <w:sz w:val="20"/>
-      <w:szCs w:val="20"/>
-    </w:rPr>
   </w:style>
-  <w:style w:type="character" w:styleId="FootnoteTextChar">
+  <w:style w:type="character" w:customStyle="1" w:styleId="FootnoteTextChar">
     <w:name w:val="Footnote Text Char"/>
-    <w:basedOn w:val="DefaultParagraphFont"/>
     <w:link w:val="FootnoteText"/>
     <w:uiPriority w:val="99"/>
     <w:semiHidden/>
@@ -1818,7 +2240,6 @@
   </w:style>
   <w:style w:type="character" w:styleId="EndnoteReference">
     <w:name w:val="endnote reference"/>
-    <w:basedOn w:val="DefaultParagraphFont"/>
     <w:uiPriority w:val="99"/>
     <w:semiHidden/>
     <w:unhideWhenUsed/>
@@ -1828,22 +2249,13 @@
   </w:style>
   <w:style w:type="paragraph" w:styleId="EndnoteText">
     <w:name w:val="endnote text"/>
-    <w:basedOn w:val="Normal"/>
     <w:link w:val="EndnoteTextChar"/>
     <w:uiPriority w:val="99"/>
     <w:semiHidden/>
     <w:unhideWhenUsed/>
-    <w:pPr>
-      <w:spacing w:after="0" w:line="240" w:lineRule="auto"/>
-    </w:pPr>
-    <w:rPr>
-      <w:sz w:val="20"/>
-      <w:szCs w:val="20"/>
-    </w:rPr>
   </w:style>
-  <w:style w:type="character" w:styleId="EndnoteTextChar">
+  <w:style w:type="character" w:customStyle="1" w:styleId="EndnoteTextChar">
     <w:name w:val="Endnote Text Char"/>
-    <w:basedOn w:val="DefaultParagraphFont"/>
     <w:link w:val="EndnoteText"/>
     <w:uiPriority w:val="99"/>
     <w:semiHidden/>
@@ -1854,4 +2266,319 @@
     </w:rPr>
   </w:style>
 </w:styles>
+</file>
+
+<file path=word/theme/theme1.xml><?xml version="1.0" encoding="utf-8"?>
+<a:theme xmlns:a="http://schemas.openxmlformats.org/drawingml/2006/main" name="Office Theme">
+  <a:themeElements>
+    <a:clrScheme name="Office">
+      <a:dk1>
+        <a:sysClr val="windowText" lastClr="000000"/>
+      </a:dk1>
+      <a:lt1>
+        <a:sysClr val="window" lastClr="FFFFFF"/>
+      </a:lt1>
+      <a:dk2>
+        <a:srgbClr val="0E2841"/>
+      </a:dk2>
+      <a:lt2>
+        <a:srgbClr val="E8E8E8"/>
+      </a:lt2>
+      <a:accent1>
+        <a:srgbClr val="156082"/>
+      </a:accent1>
+      <a:accent2>
+        <a:srgbClr val="E97132"/>
+      </a:accent2>
+      <a:accent3>
+        <a:srgbClr val="196B24"/>
+      </a:accent3>
+      <a:accent4>
+        <a:srgbClr val="0F9ED5"/>
+      </a:accent4>
+      <a:accent5>
+        <a:srgbClr val="A02B93"/>
+      </a:accent5>
+      <a:accent6>
+        <a:srgbClr val="4EA72E"/>
+      </a:accent6>
+      <a:hlink>
+        <a:srgbClr val="467886"/>
+      </a:hlink>
+      <a:folHlink>
+        <a:srgbClr val="96607D"/>
+      </a:folHlink>
+    </a:clrScheme>
+    <a:fontScheme name="Office">
+      <a:majorFont>
+        <a:latin typeface="Aptos Display" panose="02110004020202020204"/>
+        <a:ea typeface=""/>
+        <a:cs typeface=""/>
+        <a:font script="Jpan" typeface="游ゴシック Light"/>
+        <a:font script="Hang" typeface="맑은 고딕"/>
+        <a:font script="Hans" typeface="等线 Light"/>
+        <a:font script="Hant" typeface="新細明體"/>
+        <a:font script="Arab" typeface="Times New Roman"/>
+        <a:font script="Hebr" typeface="Times New Roman"/>
+        <a:font script="Thai" typeface="Angsana New"/>
+        <a:font script="Ethi" typeface="Nyala"/>
+        <a:font script="Beng" typeface="Vrinda"/>
+        <a:font script="Gujr" typeface="Shruti"/>
+        <a:font script="Khmr" typeface="MoolBoran"/>
+        <a:font script="Knda" typeface="Tunga"/>
+        <a:font script="Guru" typeface="Raavi"/>
+        <a:font script="Cans" typeface="Euphemia"/>
+        <a:font script="Cher" typeface="Plantagenet Cherokee"/>
+        <a:font script="Yiii" typeface="Microsoft Yi Baiti"/>
+        <a:font script="Tibt" typeface="Microsoft Himalaya"/>
+        <a:font script="Thaa" typeface="MV Boli"/>
+        <a:font script="Deva" typeface="Mangal"/>
+        <a:font script="Telu" typeface="Gautami"/>
+        <a:font script="Taml" typeface="Latha"/>
+        <a:font script="Syrc" typeface="Estrangelo Edessa"/>
+        <a:font script="Orya" typeface="Kalinga"/>
+        <a:font script="Mlym" typeface="Kartika"/>
+        <a:font script="Laoo" typeface="DokChampa"/>
+        <a:font script="Sinh" typeface="Iskoola Pota"/>
+        <a:font script="Mong" typeface="Mongolian Baiti"/>
+        <a:font script="Viet" typeface="Times New Roman"/>
+        <a:font script="Uigh" typeface="Microsoft Uighur"/>
+        <a:font script="Geor" typeface="Sylfaen"/>
+        <a:font script="Armn" typeface="Arial"/>
+        <a:font script="Bugi" typeface="Leelawadee UI"/>
+        <a:font script="Bopo" typeface="Microsoft JhengHei"/>
+        <a:font script="Java" typeface="Javanese Text"/>
+        <a:font script="Lisu" typeface="Segoe UI"/>
+        <a:font script="Mymr" typeface="Myanmar Text"/>
+        <a:font script="Nkoo" typeface="Ebrima"/>
+        <a:font script="Olck" typeface="Nirmala UI"/>
+        <a:font script="Osma" typeface="Ebrima"/>
+        <a:font script="Phag" typeface="Phagspa"/>
+        <a:font script="Syrn" typeface="Estrangelo Edessa"/>
+        <a:font script="Syrj" typeface="Estrangelo Edessa"/>
+        <a:font script="Syre" typeface="Estrangelo Edessa"/>
+        <a:font script="Sora" typeface="Nirmala UI"/>
+        <a:font script="Tale" typeface="Microsoft Tai Le"/>
+        <a:font script="Talu" typeface="Microsoft New Tai Lue"/>
+        <a:font script="Tfng" typeface="Ebrima"/>
+      </a:majorFont>
+      <a:minorFont>
+        <a:latin typeface="Aptos" panose="02110004020202020204"/>
+        <a:ea typeface=""/>
+        <a:cs typeface=""/>
+        <a:font script="Jpan" typeface="游明朝"/>
+        <a:font script="Hang" typeface="맑은 고딕"/>
+        <a:font script="Hans" typeface="等线"/>
+        <a:font script="Hant" typeface="新細明體"/>
+        <a:font script="Arab" typeface="Arial"/>
+        <a:font script="Hebr" typeface="Arial"/>
+        <a:font script="Thai" typeface="Cordia New"/>
+        <a:font script="Ethi" typeface="Nyala"/>
+        <a:font script="Beng" typeface="Vrinda"/>
+        <a:font script="Gujr" typeface="Shruti"/>
+        <a:font script="Khmr" typeface="DaunPenh"/>
+        <a:font script="Knda" typeface="Tunga"/>
+        <a:font script="Guru" typeface="Raavi"/>
+        <a:font script="Cans" typeface="Euphemia"/>
+        <a:font script="Cher" typeface="Plantagenet Cherokee"/>
+        <a:font script="Yiii" typeface="Microsoft Yi Baiti"/>
+        <a:font script="Tibt" typeface="Microsoft Himalaya"/>
+        <a:font script="Thaa" typeface="MV Boli"/>
+        <a:font script="Deva" typeface="Mangal"/>
+        <a:font script="Telu" typeface="Gautami"/>
+        <a:font script="Taml" typeface="Latha"/>
+        <a:font script="Syrc" typeface="Estrangelo Edessa"/>
+        <a:font script="Orya" typeface="Kalinga"/>
+        <a:font script="Mlym" typeface="Kartika"/>
+        <a:font script="Laoo" typeface="DokChampa"/>
+        <a:font script="Sinh" typeface="Iskoola Pota"/>
+        <a:font script="Mong" typeface="Mongolian Baiti"/>
+        <a:font script="Viet" typeface="Arial"/>
+        <a:font script="Uigh" typeface="Microsoft Uighur"/>
+        <a:font script="Geor" typeface="Sylfaen"/>
+        <a:font script="Armn" typeface="Arial"/>
+        <a:font script="Bugi" typeface="Leelawadee UI"/>
+        <a:font script="Bopo" typeface="Microsoft JhengHei"/>
+        <a:font script="Java" typeface="Javanese Text"/>
+        <a:font script="Lisu" typeface="Segoe UI"/>
+        <a:font script="Mymr" typeface="Myanmar Text"/>
+        <a:font script="Nkoo" typeface="Ebrima"/>
+        <a:font script="Olck" typeface="Nirmala UI"/>
+        <a:font script="Osma" typeface="Ebrima"/>
+        <a:font script="Phag" typeface="Phagspa"/>
+        <a:font script="Syrn" typeface="Estrangelo Edessa"/>
+        <a:font script="Syrj" typeface="Estrangelo Edessa"/>
+        <a:font script="Syre" typeface="Estrangelo Edessa"/>
+        <a:font script="Sora" typeface="Nirmala UI"/>
+        <a:font script="Tale" typeface="Microsoft Tai Le"/>
+        <a:font script="Talu" typeface="Microsoft New Tai Lue"/>
+        <a:font script="Tfng" typeface="Ebrima"/>
+      </a:minorFont>
+    </a:fontScheme>
+    <a:fmtScheme name="Office">
+      <a:fillStyleLst>
+        <a:solidFill>
+          <a:schemeClr val="phClr"/>
+        </a:solidFill>
+        <a:gradFill rotWithShape="1">
+          <a:gsLst>
+            <a:gs pos="0">
+              <a:schemeClr val="phClr">
+                <a:lumMod val="110000"/>
+                <a:satMod val="105000"/>
+                <a:tint val="67000"/>
+              </a:schemeClr>
+            </a:gs>
+            <a:gs pos="50000">
+              <a:schemeClr val="phClr">
+                <a:lumMod val="105000"/>
+                <a:satMod val="103000"/>
+                <a:tint val="73000"/>
+              </a:schemeClr>
+            </a:gs>
+            <a:gs pos="100000">
+              <a:schemeClr val="phClr">
+                <a:lumMod val="105000"/>
+                <a:satMod val="109000"/>
+                <a:tint val="81000"/>
+              </a:schemeClr>
+            </a:gs>
+          </a:gsLst>
+          <a:lin ang="5400000" scaled="0"/>
+        </a:gradFill>
+        <a:gradFill rotWithShape="1">
+          <a:gsLst>
+            <a:gs pos="0">
+              <a:schemeClr val="phClr">
+                <a:satMod val="103000"/>
+                <a:lumMod val="102000"/>
+                <a:tint val="94000"/>
+              </a:schemeClr>
+            </a:gs>
+            <a:gs pos="50000">
+              <a:schemeClr val="phClr">
+                <a:satMod val="110000"/>
+                <a:lumMod val="100000"/>
+                <a:shade val="100000"/>
+              </a:schemeClr>
+            </a:gs>
+            <a:gs pos="100000">
+              <a:schemeClr val="phClr">
+                <a:lumMod val="99000"/>
+                <a:satMod val="120000"/>
+                <a:shade val="78000"/>
+              </a:schemeClr>
+            </a:gs>
+          </a:gsLst>
+          <a:lin ang="5400000" scaled="0"/>
+        </a:gradFill>
+      </a:fillStyleLst>
+      <a:lnStyleLst>
+        <a:ln w="12700" cap="flat" cmpd="sng" algn="ctr">
+          <a:solidFill>
+            <a:schemeClr val="phClr"/>
+          </a:solidFill>
+          <a:prstDash val="solid"/>
+          <a:miter lim="800000"/>
+        </a:ln>
+        <a:ln w="19050" cap="flat" cmpd="sng" algn="ctr">
+          <a:solidFill>
+            <a:schemeClr val="phClr"/>
+          </a:solidFill>
+          <a:prstDash val="solid"/>
+          <a:miter lim="800000"/>
+        </a:ln>
+        <a:ln w="25400" cap="flat" cmpd="sng" algn="ctr">
+          <a:solidFill>
+            <a:schemeClr val="phClr"/>
+          </a:solidFill>
+          <a:prstDash val="solid"/>
+          <a:miter lim="800000"/>
+        </a:ln>
+      </a:lnStyleLst>
+      <a:effectStyleLst>
+        <a:effectStyle>
+          <a:effectLst/>
+        </a:effectStyle>
+        <a:effectStyle>
+          <a:effectLst/>
+        </a:effectStyle>
+        <a:effectStyle>
+          <a:effectLst>
+            <a:outerShdw blurRad="57150" dist="19050" dir="5400000" algn="ctr" rotWithShape="0">
+              <a:srgbClr val="000000">
+                <a:alpha val="63000"/>
+              </a:srgbClr>
+            </a:outerShdw>
+          </a:effectLst>
+        </a:effectStyle>
+      </a:effectStyleLst>
+      <a:bgFillStyleLst>
+        <a:solidFill>
+          <a:schemeClr val="phClr"/>
+        </a:solidFill>
+        <a:solidFill>
+          <a:schemeClr val="phClr">
+            <a:tint val="95000"/>
+            <a:satMod val="170000"/>
+          </a:schemeClr>
+        </a:solidFill>
+        <a:gradFill rotWithShape="1">
+          <a:gsLst>
+            <a:gs pos="0">
+              <a:schemeClr val="phClr">
+                <a:tint val="93000"/>
+                <a:satMod val="150000"/>
+                <a:shade val="98000"/>
+                <a:lumMod val="102000"/>
+              </a:schemeClr>
+            </a:gs>
+            <a:gs pos="50000">
+              <a:schemeClr val="phClr">
+                <a:tint val="98000"/>
+                <a:satMod val="130000"/>
+                <a:shade val="90000"/>
+                <a:lumMod val="103000"/>
+              </a:schemeClr>
+            </a:gs>
+            <a:gs pos="100000">
+              <a:schemeClr val="phClr">
+                <a:shade val="63000"/>
+                <a:satMod val="120000"/>
+              </a:schemeClr>
+            </a:gs>
+          </a:gsLst>
+          <a:lin ang="5400000" scaled="0"/>
+        </a:gradFill>
+      </a:bgFillStyleLst>
+    </a:fmtScheme>
+  </a:themeElements>
+  <a:objectDefaults>
+    <a:lnDef>
+      <a:spPr/>
+      <a:bodyPr/>
+      <a:lstStyle/>
+      <a:style>
+        <a:lnRef idx="2">
+          <a:schemeClr val="accent1"/>
+        </a:lnRef>
+        <a:fillRef idx="0">
+          <a:schemeClr val="accent1"/>
+        </a:fillRef>
+        <a:effectRef idx="1">
+          <a:schemeClr val="accent1"/>
+        </a:effectRef>
+        <a:fontRef idx="minor">
+          <a:schemeClr val="tx1"/>
+        </a:fontRef>
+      </a:style>
+    </a:lnDef>
+  </a:objectDefaults>
+  <a:extraClrSchemeLst/>
+  <a:extLst>
+    <a:ext uri="{05A4C25C-085E-4340-85A3-A5531E510DB2}">
+      <thm15:themeFamily xmlns:thm15="http://schemas.microsoft.com/office/thememl/2012/main" name="Office Theme" id="{2E142A2C-CD16-42D6-873A-C26D2A0506FA}" vid="{1BDDFF52-6CD6-40A5-AB3C-68EB2F1E4D0A}"/>
+    </a:ext>
+  </a:extLst>
+</a:theme>
 </file>